--- a/lessons/8-6/readiness/practice.docx
+++ b/lessons/8-6/readiness/practice.docx
@@ -29,7 +29,7 @@
           <w:sz w:val="20"/>
           <w:szCs w:val="20"/>
         </w:rPr>
-        <w:t xml:space="preserve">Readiness practice for Lesson 7-6  ·  Builds toward 6.EE.5</w:t>
+        <w:t xml:space="preserve">Readiness practice for Lesson 8-6 (Unit 8 · Lesson 6)  ·  Builds toward 6.AT.8</w:t>
       </w:r>
     </w:p>
     <w:p>
@@ -536,7 +536,7 @@
           <w:sz w:val="20"/>
           <w:szCs w:val="20"/>
         </w:rPr>
-        <w:t xml:space="preserve">When you've finished, open Lesson 7-6 and dive in!</w:t>
+        <w:t xml:space="preserve">When you've finished, open Lesson 8-6 and dive in!</w:t>
       </w:r>
     </w:p>
     <w:p>

--- a/lessons/8-6/readiness/practice.docx
+++ b/lessons/8-6/readiness/practice.docx
@@ -86,7 +86,1121 @@
     </w:p>
     <w:p>
       <w:pPr>
-        <w:spacing w:after="120" w:before="0"/>
+        <w:spacing w:after="60" w:before="120"/>
+      </w:pPr>
+      <w:r>
+        <w:rPr>
+          <w:b/>
+          <w:bCs/>
+          <w:color w:val="0F2B3C"/>
+          <w:sz w:val="24"/>
+          <w:szCs w:val="24"/>
+        </w:rPr>
+        <w:t xml:space="preserve">Vocabulary Anchor Box</w:t>
+      </w:r>
+    </w:p>
+    <w:tbl>
+      <w:tblPr>
+        <w:tblW w:type="dxa" w:w="9360"/>
+        <w:tblBorders>
+          <w:top w:val="single" w:color="C7D2DD" w:sz="6"/>
+          <w:left w:val="single" w:color="C7D2DD" w:sz="6"/>
+          <w:bottom w:val="single" w:color="C7D2DD" w:sz="6"/>
+          <w:right w:val="single" w:color="C7D2DD" w:sz="6"/>
+          <w:insideH w:val="single" w:color="C7D2DD" w:sz="6"/>
+          <w:insideV w:val="single" w:color="C7D2DD" w:sz="6"/>
+        </w:tblBorders>
+      </w:tblPr>
+      <w:tblGrid>
+        <w:gridCol w:w="1800"/>
+        <w:gridCol w:w="3160"/>
+        <w:gridCol w:w="2200"/>
+        <w:gridCol w:w="2200"/>
+      </w:tblGrid>
+      <w:tr>
+        <w:trPr>
+          <w:cantSplit/>
+          <w:tblHeader/>
+        </w:trPr>
+        <w:tc>
+          <w:tcPr>
+            <w:tcW w:type="dxa" w:w="1800"/>
+            <w:shd w:fill="EEF4F8" w:color="auto" w:val="clear"/>
+            <w:tcMar>
+              <w:top w:type="dxa" w:w="60"/>
+              <w:left w:type="dxa" w:w="100"/>
+              <w:bottom w:type="dxa" w:w="60"/>
+              <w:right w:type="dxa" w:w="100"/>
+            </w:tcMar>
+          </w:tcPr>
+          <w:p>
+            <w:pPr>
+              <w:spacing w:after="0" w:before="0"/>
+            </w:pPr>
+            <w:r>
+              <w:rPr>
+                <w:b/>
+                <w:bCs/>
+                <w:color w:val="0F2B3C"/>
+                <w:sz w:val="18"/>
+                <w:szCs w:val="18"/>
+              </w:rPr>
+              <w:t xml:space="preserve">Concept Term</w:t>
+            </w:r>
+          </w:p>
+        </w:tc>
+        <w:tc>
+          <w:tcPr>
+            <w:tcW w:type="dxa" w:w="3160"/>
+            <w:shd w:fill="EEF4F8" w:color="auto" w:val="clear"/>
+            <w:tcMar>
+              <w:top w:type="dxa" w:w="60"/>
+              <w:left w:type="dxa" w:w="100"/>
+              <w:bottom w:type="dxa" w:w="60"/>
+              <w:right w:type="dxa" w:w="100"/>
+            </w:tcMar>
+          </w:tcPr>
+          <w:p>
+            <w:pPr>
+              <w:spacing w:after="0" w:before="0"/>
+            </w:pPr>
+            <w:r>
+              <w:rPr>
+                <w:b/>
+                <w:bCs/>
+                <w:color w:val="0F2B3C"/>
+                <w:sz w:val="18"/>
+                <w:szCs w:val="18"/>
+              </w:rPr>
+              <w:t xml:space="preserve">Student-Friendly Definition</w:t>
+            </w:r>
+          </w:p>
+        </w:tc>
+        <w:tc>
+          <w:tcPr>
+            <w:tcW w:type="dxa" w:w="2200"/>
+            <w:shd w:fill="EEF4F8" w:color="auto" w:val="clear"/>
+            <w:tcMar>
+              <w:top w:type="dxa" w:w="60"/>
+              <w:left w:type="dxa" w:w="100"/>
+              <w:bottom w:type="dxa" w:w="60"/>
+              <w:right w:type="dxa" w:w="100"/>
+            </w:tcMar>
+          </w:tcPr>
+          <w:p>
+            <w:pPr>
+              <w:spacing w:after="0" w:before="0"/>
+            </w:pPr>
+            <w:r>
+              <w:rPr>
+                <w:b/>
+                <w:bCs/>
+                <w:color w:val="0F2B3C"/>
+                <w:sz w:val="18"/>
+                <w:szCs w:val="18"/>
+              </w:rPr>
+              <w:t xml:space="preserve">Non-Example</w:t>
+            </w:r>
+          </w:p>
+        </w:tc>
+        <w:tc>
+          <w:tcPr>
+            <w:tcW w:type="dxa" w:w="2200"/>
+            <w:shd w:fill="EEF4F8" w:color="auto" w:val="clear"/>
+            <w:tcMar>
+              <w:top w:type="dxa" w:w="60"/>
+              <w:left w:type="dxa" w:w="100"/>
+              <w:bottom w:type="dxa" w:w="60"/>
+              <w:right w:type="dxa" w:w="100"/>
+            </w:tcMar>
+          </w:tcPr>
+          <w:p>
+            <w:pPr>
+              <w:spacing w:after="0" w:before="0"/>
+            </w:pPr>
+            <w:r>
+              <w:rPr>
+                <w:b/>
+                <w:bCs/>
+                <w:color w:val="0F2B3C"/>
+                <w:sz w:val="18"/>
+                <w:szCs w:val="18"/>
+              </w:rPr>
+              <w:t xml:space="preserve">Visual Clue</w:t>
+            </w:r>
+          </w:p>
+        </w:tc>
+      </w:tr>
+      <w:tr>
+        <w:trPr>
+          <w:cantSplit/>
+        </w:trPr>
+        <w:tc>
+          <w:tcPr>
+            <w:tcW w:type="dxa" w:w="1800"/>
+            <w:tcMar>
+              <w:top w:type="dxa" w:w="60"/>
+              <w:left w:type="dxa" w:w="100"/>
+              <w:bottom w:type="dxa" w:w="60"/>
+              <w:right w:type="dxa" w:w="100"/>
+            </w:tcMar>
+            <w:vAlign w:val="top"/>
+          </w:tcPr>
+          <w:p>
+            <w:pPr>
+              <w:spacing w:after="20" w:before="0"/>
+            </w:pPr>
+            <w:r>
+              <w:rPr>
+                <w:b/>
+                <w:bCs/>
+                <w:color w:val="0F2B3C"/>
+                <w:sz w:val="20"/>
+                <w:szCs w:val="20"/>
+              </w:rPr>
+              <w:t xml:space="preserve">Solve and Graph Inequalities</w:t>
+            </w:r>
+          </w:p>
+          <w:p>
+            <w:pPr>
+              <w:spacing w:after="0" w:before="0"/>
+            </w:pPr>
+            <w:r>
+              <w:rPr>
+                <w:i/>
+                <w:iCs/>
+                <w:color w:val="5E6E7E"/>
+                <w:sz w:val="18"/>
+                <w:szCs w:val="18"/>
+              </w:rPr>
+              <w:t xml:space="preserve">Resolver y representar desigualdades</w:t>
+            </w:r>
+          </w:p>
+        </w:tc>
+        <w:tc>
+          <w:tcPr>
+            <w:tcW w:type="dxa" w:w="3160"/>
+            <w:tcMar>
+              <w:top w:type="dxa" w:w="60"/>
+              <w:left w:type="dxa" w:w="100"/>
+              <w:bottom w:type="dxa" w:w="60"/>
+              <w:right w:type="dxa" w:w="100"/>
+            </w:tcMar>
+            <w:vAlign w:val="top"/>
+          </w:tcPr>
+          <w:p>
+            <w:pPr>
+              <w:spacing w:after="0" w:before="0"/>
+            </w:pPr>
+            <w:r>
+              <w:rPr>
+                <w:sz w:val="19"/>
+                <w:szCs w:val="19"/>
+              </w:rPr>
+              <w:t xml:space="preserve">Isolate the variable, then show the complete solution set on a number line.</w:t>
+            </w:r>
+          </w:p>
+        </w:tc>
+        <w:tc>
+          <w:tcPr>
+            <w:tcW w:type="dxa" w:w="2200"/>
+            <w:tcMar>
+              <w:top w:type="dxa" w:w="60"/>
+              <w:left w:type="dxa" w:w="100"/>
+              <w:bottom w:type="dxa" w:w="60"/>
+              <w:right w:type="dxa" w:w="100"/>
+            </w:tcMar>
+            <w:vAlign w:val="top"/>
+          </w:tcPr>
+          <w:p>
+            <w:pPr>
+              <w:spacing w:after="30" w:before="0"/>
+            </w:pPr>
+            <w:r>
+              <w:rPr>
+                <w:i/>
+                <w:iCs/>
+                <w:color w:val="5E6E7E"/>
+                <w:sz w:val="18"/>
+                <w:szCs w:val="18"/>
+              </w:rPr>
+              <w:t xml:space="preserve">Not Solve and Graph Inequalities: write a counter-example that does not fit the rule.</w:t>
+            </w:r>
+          </w:p>
+          <w:p>
+            <w:pPr>
+              <w:spacing w:after="50" w:before="0"/>
+            </w:pPr>
+            <w:r>
+              <w:rPr>
+                <w:color w:val="BBBBBB"/>
+                <w:sz w:val="18"/>
+                <w:szCs w:val="18"/>
+              </w:rPr>
+              <w:t xml:space="preserve">____________________________</w:t>
+            </w:r>
+          </w:p>
+        </w:tc>
+        <w:tc>
+          <w:tcPr>
+            <w:tcW w:type="dxa" w:w="2200"/>
+            <w:tcMar>
+              <w:top w:type="dxa" w:w="60"/>
+              <w:left w:type="dxa" w:w="100"/>
+              <w:bottom w:type="dxa" w:w="60"/>
+              <w:right w:type="dxa" w:w="100"/>
+            </w:tcMar>
+            <w:vAlign w:val="top"/>
+          </w:tcPr>
+          <w:p>
+            <w:pPr>
+              <w:spacing w:after="0" w:before="0"/>
+            </w:pPr>
+            <w:r>
+              <w:rPr>
+                <w:i/>
+                <w:iCs/>
+                <w:color w:val="5E6E7E"/>
+                <w:sz w:val="18"/>
+                <w:szCs w:val="18"/>
+              </w:rPr>
+              <w:t xml:space="preserve">x + 2 ≤ 7 → x ≤ 5; closed circle at 5, arrow left.</w:t>
+            </w:r>
+          </w:p>
+        </w:tc>
+      </w:tr>
+      <w:tr>
+        <w:trPr>
+          <w:cantSplit/>
+        </w:trPr>
+        <w:tc>
+          <w:tcPr>
+            <w:tcW w:type="dxa" w:w="1800"/>
+            <w:tcMar>
+              <w:top w:type="dxa" w:w="60"/>
+              <w:left w:type="dxa" w:w="100"/>
+              <w:bottom w:type="dxa" w:w="60"/>
+              <w:right w:type="dxa" w:w="100"/>
+            </w:tcMar>
+            <w:vAlign w:val="top"/>
+          </w:tcPr>
+          <w:p>
+            <w:pPr>
+              <w:spacing w:after="20" w:before="0"/>
+            </w:pPr>
+            <w:r>
+              <w:rPr>
+                <w:b/>
+                <w:bCs/>
+                <w:color w:val="0F2B3C"/>
+                <w:sz w:val="20"/>
+                <w:szCs w:val="20"/>
+              </w:rPr>
+              <w:t xml:space="preserve">Solve</w:t>
+            </w:r>
+          </w:p>
+          <w:p>
+            <w:pPr>
+              <w:spacing w:after="0" w:before="0"/>
+            </w:pPr>
+            <w:r>
+              <w:rPr>
+                <w:i/>
+                <w:iCs/>
+                <w:color w:val="5E6E7E"/>
+                <w:sz w:val="18"/>
+                <w:szCs w:val="18"/>
+              </w:rPr>
+              <w:t xml:space="preserve">Resolver</w:t>
+            </w:r>
+          </w:p>
+        </w:tc>
+        <w:tc>
+          <w:tcPr>
+            <w:tcW w:type="dxa" w:w="3160"/>
+            <w:tcMar>
+              <w:top w:type="dxa" w:w="60"/>
+              <w:left w:type="dxa" w:w="100"/>
+              <w:bottom w:type="dxa" w:w="60"/>
+              <w:right w:type="dxa" w:w="100"/>
+            </w:tcMar>
+            <w:vAlign w:val="top"/>
+          </w:tcPr>
+          <w:p>
+            <w:pPr>
+              <w:spacing w:after="0" w:before="0"/>
+            </w:pPr>
+            <w:r>
+              <w:rPr>
+                <w:sz w:val="19"/>
+                <w:szCs w:val="19"/>
+              </w:rPr>
+              <w:t xml:space="preserve">To find the number that makes it true.</w:t>
+            </w:r>
+          </w:p>
+        </w:tc>
+        <w:tc>
+          <w:tcPr>
+            <w:tcW w:type="dxa" w:w="2200"/>
+            <w:tcMar>
+              <w:top w:type="dxa" w:w="60"/>
+              <w:left w:type="dxa" w:w="100"/>
+              <w:bottom w:type="dxa" w:w="60"/>
+              <w:right w:type="dxa" w:w="100"/>
+            </w:tcMar>
+            <w:vAlign w:val="top"/>
+          </w:tcPr>
+          <w:p>
+            <w:pPr>
+              <w:spacing w:after="30" w:before="0"/>
+            </w:pPr>
+            <w:r>
+              <w:rPr>
+                <w:i/>
+                <w:iCs/>
+                <w:color w:val="5E6E7E"/>
+                <w:sz w:val="18"/>
+                <w:szCs w:val="18"/>
+              </w:rPr>
+              <w:t xml:space="preserve">Not Solve: write a counter-example that does not fit the rule.</w:t>
+            </w:r>
+          </w:p>
+          <w:p>
+            <w:pPr>
+              <w:spacing w:after="50" w:before="0"/>
+            </w:pPr>
+            <w:r>
+              <w:rPr>
+                <w:color w:val="BBBBBB"/>
+                <w:sz w:val="18"/>
+                <w:szCs w:val="18"/>
+              </w:rPr>
+              <w:t xml:space="preserve">____________________________</w:t>
+            </w:r>
+          </w:p>
+        </w:tc>
+        <w:tc>
+          <w:tcPr>
+            <w:tcW w:type="dxa" w:w="2200"/>
+            <w:tcMar>
+              <w:top w:type="dxa" w:w="60"/>
+              <w:left w:type="dxa" w:w="100"/>
+              <w:bottom w:type="dxa" w:w="60"/>
+              <w:right w:type="dxa" w:w="100"/>
+            </w:tcMar>
+            <w:vAlign w:val="top"/>
+          </w:tcPr>
+          <w:p>
+            <w:pPr>
+              <w:spacing w:after="0" w:before="0"/>
+            </w:pPr>
+            <w:r>
+              <w:rPr>
+                <w:i/>
+                <w:iCs/>
+                <w:color w:val="5E6E7E"/>
+                <w:sz w:val="18"/>
+                <w:szCs w:val="18"/>
+              </w:rPr>
+              <w:t xml:space="preserve">x + 3 &gt; 10 → subtract 3 → x &gt; 7 — any number greater than 7 works</w:t>
+            </w:r>
+          </w:p>
+        </w:tc>
+      </w:tr>
+      <w:tr>
+        <w:trPr>
+          <w:cantSplit/>
+        </w:trPr>
+        <w:tc>
+          <w:tcPr>
+            <w:tcW w:type="dxa" w:w="1800"/>
+            <w:tcMar>
+              <w:top w:type="dxa" w:w="60"/>
+              <w:left w:type="dxa" w:w="100"/>
+              <w:bottom w:type="dxa" w:w="60"/>
+              <w:right w:type="dxa" w:w="100"/>
+            </w:tcMar>
+            <w:vAlign w:val="top"/>
+          </w:tcPr>
+          <w:p>
+            <w:pPr>
+              <w:spacing w:after="20" w:before="0"/>
+            </w:pPr>
+            <w:r>
+              <w:rPr>
+                <w:b/>
+                <w:bCs/>
+                <w:color w:val="0F2B3C"/>
+                <w:sz w:val="20"/>
+                <w:szCs w:val="20"/>
+              </w:rPr>
+              <w:t xml:space="preserve">Graph</w:t>
+            </w:r>
+          </w:p>
+          <w:p>
+            <w:pPr>
+              <w:spacing w:after="0" w:before="0"/>
+            </w:pPr>
+            <w:r>
+              <w:rPr>
+                <w:i/>
+                <w:iCs/>
+                <w:color w:val="5E6E7E"/>
+                <w:sz w:val="18"/>
+                <w:szCs w:val="18"/>
+              </w:rPr>
+              <w:t xml:space="preserve">Graficar</w:t>
+            </w:r>
+          </w:p>
+        </w:tc>
+        <w:tc>
+          <w:tcPr>
+            <w:tcW w:type="dxa" w:w="3160"/>
+            <w:tcMar>
+              <w:top w:type="dxa" w:w="60"/>
+              <w:left w:type="dxa" w:w="100"/>
+              <w:bottom w:type="dxa" w:w="60"/>
+              <w:right w:type="dxa" w:w="100"/>
+            </w:tcMar>
+            <w:vAlign w:val="top"/>
+          </w:tcPr>
+          <w:p>
+            <w:pPr>
+              <w:spacing w:after="0" w:before="0"/>
+            </w:pPr>
+            <w:r>
+              <w:rPr>
+                <w:sz w:val="19"/>
+                <w:szCs w:val="19"/>
+              </w:rPr>
+              <w:t xml:space="preserve">To show answers on a number line with circles and shading.</w:t>
+            </w:r>
+          </w:p>
+        </w:tc>
+        <w:tc>
+          <w:tcPr>
+            <w:tcW w:type="dxa" w:w="2200"/>
+            <w:tcMar>
+              <w:top w:type="dxa" w:w="60"/>
+              <w:left w:type="dxa" w:w="100"/>
+              <w:bottom w:type="dxa" w:w="60"/>
+              <w:right w:type="dxa" w:w="100"/>
+            </w:tcMar>
+            <w:vAlign w:val="top"/>
+          </w:tcPr>
+          <w:p>
+            <w:pPr>
+              <w:spacing w:after="30" w:before="0"/>
+            </w:pPr>
+            <w:r>
+              <w:rPr>
+                <w:i/>
+                <w:iCs/>
+                <w:color w:val="5E6E7E"/>
+                <w:sz w:val="18"/>
+                <w:szCs w:val="18"/>
+              </w:rPr>
+              <w:t xml:space="preserve">Not Graph: write a counter-example that does not fit the rule.</w:t>
+            </w:r>
+          </w:p>
+          <w:p>
+            <w:pPr>
+              <w:spacing w:after="50" w:before="0"/>
+            </w:pPr>
+            <w:r>
+              <w:rPr>
+                <w:color w:val="BBBBBB"/>
+                <w:sz w:val="18"/>
+                <w:szCs w:val="18"/>
+              </w:rPr>
+              <w:t xml:space="preserve">____________________________</w:t>
+            </w:r>
+          </w:p>
+        </w:tc>
+        <w:tc>
+          <w:tcPr>
+            <w:tcW w:type="dxa" w:w="2200"/>
+            <w:tcMar>
+              <w:top w:type="dxa" w:w="60"/>
+              <w:left w:type="dxa" w:w="100"/>
+              <w:bottom w:type="dxa" w:w="60"/>
+              <w:right w:type="dxa" w:w="100"/>
+            </w:tcMar>
+            <w:vAlign w:val="top"/>
+          </w:tcPr>
+          <w:p>
+            <w:pPr>
+              <w:spacing w:after="0" w:before="0"/>
+            </w:pPr>
+            <w:r>
+              <w:rPr>
+                <w:i/>
+                <w:iCs/>
+                <w:color w:val="5E6E7E"/>
+                <w:sz w:val="18"/>
+                <w:szCs w:val="18"/>
+              </w:rPr>
+              <w:t xml:space="preserve">x &gt; 7: open circle at 7, shade right — shows all solutions at a glance</w:t>
+            </w:r>
+          </w:p>
+        </w:tc>
+      </w:tr>
+      <w:tr>
+        <w:trPr>
+          <w:cantSplit/>
+        </w:trPr>
+        <w:tc>
+          <w:tcPr>
+            <w:tcW w:type="dxa" w:w="1800"/>
+            <w:tcMar>
+              <w:top w:type="dxa" w:w="60"/>
+              <w:left w:type="dxa" w:w="100"/>
+              <w:bottom w:type="dxa" w:w="60"/>
+              <w:right w:type="dxa" w:w="100"/>
+            </w:tcMar>
+            <w:vAlign w:val="top"/>
+          </w:tcPr>
+          <w:p>
+            <w:pPr>
+              <w:spacing w:after="20" w:before="0"/>
+            </w:pPr>
+            <w:r>
+              <w:rPr>
+                <w:b/>
+                <w:bCs/>
+                <w:color w:val="0F2B3C"/>
+                <w:sz w:val="20"/>
+                <w:szCs w:val="20"/>
+              </w:rPr>
+              <w:t xml:space="preserve">Solution</w:t>
+            </w:r>
+          </w:p>
+          <w:p>
+            <w:pPr>
+              <w:spacing w:after="0" w:before="0"/>
+            </w:pPr>
+            <w:r>
+              <w:rPr>
+                <w:i/>
+                <w:iCs/>
+                <w:color w:val="5E6E7E"/>
+                <w:sz w:val="18"/>
+                <w:szCs w:val="18"/>
+              </w:rPr>
+              <w:t xml:space="preserve">Solución</w:t>
+            </w:r>
+          </w:p>
+        </w:tc>
+        <w:tc>
+          <w:tcPr>
+            <w:tcW w:type="dxa" w:w="3160"/>
+            <w:tcMar>
+              <w:top w:type="dxa" w:w="60"/>
+              <w:left w:type="dxa" w:w="100"/>
+              <w:bottom w:type="dxa" w:w="60"/>
+              <w:right w:type="dxa" w:w="100"/>
+            </w:tcMar>
+            <w:vAlign w:val="top"/>
+          </w:tcPr>
+          <w:p>
+            <w:pPr>
+              <w:spacing w:after="0" w:before="0"/>
+            </w:pPr>
+            <w:r>
+              <w:rPr>
+                <w:sz w:val="19"/>
+                <w:szCs w:val="19"/>
+              </w:rPr>
+              <w:t xml:space="preserve">A number that makes the equation or inequality true.</w:t>
+            </w:r>
+          </w:p>
+        </w:tc>
+        <w:tc>
+          <w:tcPr>
+            <w:tcW w:type="dxa" w:w="2200"/>
+            <w:tcMar>
+              <w:top w:type="dxa" w:w="60"/>
+              <w:left w:type="dxa" w:w="100"/>
+              <w:bottom w:type="dxa" w:w="60"/>
+              <w:right w:type="dxa" w:w="100"/>
+            </w:tcMar>
+            <w:vAlign w:val="top"/>
+          </w:tcPr>
+          <w:p>
+            <w:pPr>
+              <w:spacing w:after="30" w:before="0"/>
+            </w:pPr>
+            <w:r>
+              <w:rPr>
+                <w:i/>
+                <w:iCs/>
+                <w:color w:val="5E6E7E"/>
+                <w:sz w:val="18"/>
+                <w:szCs w:val="18"/>
+              </w:rPr>
+              <w:t xml:space="preserve">Not Solution: write a counter-example that does not fit the rule.</w:t>
+            </w:r>
+          </w:p>
+          <w:p>
+            <w:pPr>
+              <w:spacing w:after="50" w:before="0"/>
+            </w:pPr>
+            <w:r>
+              <w:rPr>
+                <w:color w:val="BBBBBB"/>
+                <w:sz w:val="18"/>
+                <w:szCs w:val="18"/>
+              </w:rPr>
+              <w:t xml:space="preserve">____________________________</w:t>
+            </w:r>
+          </w:p>
+        </w:tc>
+        <w:tc>
+          <w:tcPr>
+            <w:tcW w:type="dxa" w:w="2200"/>
+            <w:tcMar>
+              <w:top w:type="dxa" w:w="60"/>
+              <w:left w:type="dxa" w:w="100"/>
+              <w:bottom w:type="dxa" w:w="60"/>
+              <w:right w:type="dxa" w:w="100"/>
+            </w:tcMar>
+            <w:vAlign w:val="top"/>
+          </w:tcPr>
+          <w:p>
+            <w:pPr>
+              <w:spacing w:after="0" w:before="0"/>
+            </w:pPr>
+            <w:r>
+              <w:rPr>
+                <w:i/>
+                <w:iCs/>
+                <w:color w:val="5E6E7E"/>
+                <w:sz w:val="18"/>
+                <w:szCs w:val="18"/>
+              </w:rPr>
+              <w:t xml:space="preserve">x = 8 is a solution to x &gt; 7 because 8 &gt; 7 is true; x = 5 is not because 5 &gt; 7 is false</w:t>
+            </w:r>
+          </w:p>
+        </w:tc>
+      </w:tr>
+      <w:tr>
+        <w:trPr>
+          <w:cantSplit/>
+        </w:trPr>
+        <w:tc>
+          <w:tcPr>
+            <w:tcW w:type="dxa" w:w="1800"/>
+            <w:tcMar>
+              <w:top w:type="dxa" w:w="60"/>
+              <w:left w:type="dxa" w:w="100"/>
+              <w:bottom w:type="dxa" w:w="60"/>
+              <w:right w:type="dxa" w:w="100"/>
+            </w:tcMar>
+            <w:vAlign w:val="top"/>
+          </w:tcPr>
+          <w:p>
+            <w:pPr>
+              <w:spacing w:after="20" w:before="0"/>
+            </w:pPr>
+            <w:r>
+              <w:rPr>
+                <w:b/>
+                <w:bCs/>
+                <w:color w:val="0F2B3C"/>
+                <w:sz w:val="20"/>
+                <w:szCs w:val="20"/>
+              </w:rPr>
+              <w:t xml:space="preserve">Substitute</w:t>
+            </w:r>
+          </w:p>
+          <w:p>
+            <w:pPr>
+              <w:spacing w:after="0" w:before="0"/>
+            </w:pPr>
+            <w:r>
+              <w:rPr>
+                <w:i/>
+                <w:iCs/>
+                <w:color w:val="5E6E7E"/>
+                <w:sz w:val="18"/>
+                <w:szCs w:val="18"/>
+              </w:rPr>
+              <w:t xml:space="preserve">Sustituir</w:t>
+            </w:r>
+          </w:p>
+        </w:tc>
+        <w:tc>
+          <w:tcPr>
+            <w:tcW w:type="dxa" w:w="3160"/>
+            <w:tcMar>
+              <w:top w:type="dxa" w:w="60"/>
+              <w:left w:type="dxa" w:w="100"/>
+              <w:bottom w:type="dxa" w:w="60"/>
+              <w:right w:type="dxa" w:w="100"/>
+            </w:tcMar>
+            <w:vAlign w:val="top"/>
+          </w:tcPr>
+          <w:p>
+            <w:pPr>
+              <w:spacing w:after="0" w:before="0"/>
+            </w:pPr>
+            <w:r>
+              <w:rPr>
+                <w:sz w:val="19"/>
+                <w:szCs w:val="19"/>
+              </w:rPr>
+              <w:t xml:space="preserve">To put a number in place of a letter.</w:t>
+            </w:r>
+          </w:p>
+        </w:tc>
+        <w:tc>
+          <w:tcPr>
+            <w:tcW w:type="dxa" w:w="2200"/>
+            <w:tcMar>
+              <w:top w:type="dxa" w:w="60"/>
+              <w:left w:type="dxa" w:w="100"/>
+              <w:bottom w:type="dxa" w:w="60"/>
+              <w:right w:type="dxa" w:w="100"/>
+            </w:tcMar>
+            <w:vAlign w:val="top"/>
+          </w:tcPr>
+          <w:p>
+            <w:pPr>
+              <w:spacing w:after="30" w:before="0"/>
+            </w:pPr>
+            <w:r>
+              <w:rPr>
+                <w:i/>
+                <w:iCs/>
+                <w:color w:val="5E6E7E"/>
+                <w:sz w:val="18"/>
+                <w:szCs w:val="18"/>
+              </w:rPr>
+              <w:t xml:space="preserve">Not Substitute: write a counter-example that does not fit the rule.</w:t>
+            </w:r>
+          </w:p>
+          <w:p>
+            <w:pPr>
+              <w:spacing w:after="50" w:before="0"/>
+            </w:pPr>
+            <w:r>
+              <w:rPr>
+                <w:color w:val="BBBBBB"/>
+                <w:sz w:val="18"/>
+                <w:szCs w:val="18"/>
+              </w:rPr>
+              <w:t xml:space="preserve">____________________________</w:t>
+            </w:r>
+          </w:p>
+        </w:tc>
+        <w:tc>
+          <w:tcPr>
+            <w:tcW w:type="dxa" w:w="2200"/>
+            <w:tcMar>
+              <w:top w:type="dxa" w:w="60"/>
+              <w:left w:type="dxa" w:w="100"/>
+              <w:bottom w:type="dxa" w:w="60"/>
+              <w:right w:type="dxa" w:w="100"/>
+            </w:tcMar>
+            <w:vAlign w:val="top"/>
+          </w:tcPr>
+          <w:p>
+            <w:pPr>
+              <w:spacing w:after="0" w:before="0"/>
+            </w:pPr>
+            <w:r>
+              <w:rPr>
+                <w:i/>
+                <w:iCs/>
+                <w:color w:val="5E6E7E"/>
+                <w:sz w:val="18"/>
+                <w:szCs w:val="18"/>
+              </w:rPr>
+              <w:t xml:space="preserve">Substitute x = 5 into x + 3 &gt; 10: 5 + 3 = 8, and 8 &gt; 10 is false, so x = 5 is not a solution</w:t>
+            </w:r>
+          </w:p>
+        </w:tc>
+      </w:tr>
+      <w:tr>
+        <w:trPr>
+          <w:cantSplit/>
+        </w:trPr>
+        <w:tc>
+          <w:tcPr>
+            <w:tcW w:type="dxa" w:w="1800"/>
+            <w:tcMar>
+              <w:top w:type="dxa" w:w="60"/>
+              <w:left w:type="dxa" w:w="100"/>
+              <w:bottom w:type="dxa" w:w="60"/>
+              <w:right w:type="dxa" w:w="100"/>
+            </w:tcMar>
+            <w:vAlign w:val="top"/>
+          </w:tcPr>
+          <w:p>
+            <w:pPr>
+              <w:spacing w:after="20" w:before="0"/>
+            </w:pPr>
+            <w:r>
+              <w:rPr>
+                <w:b/>
+                <w:bCs/>
+                <w:color w:val="0F2B3C"/>
+                <w:sz w:val="20"/>
+                <w:szCs w:val="20"/>
+              </w:rPr>
+              <w:t xml:space="preserve">Solution set</w:t>
+            </w:r>
+          </w:p>
+          <w:p>
+            <w:pPr>
+              <w:spacing w:after="0" w:before="0"/>
+            </w:pPr>
+            <w:r>
+              <w:rPr>
+                <w:i/>
+                <w:iCs/>
+                <w:color w:val="5E6E7E"/>
+                <w:sz w:val="18"/>
+                <w:szCs w:val="18"/>
+              </w:rPr>
+              <w:t xml:space="preserve">Conjunto solución</w:t>
+            </w:r>
+          </w:p>
+        </w:tc>
+        <w:tc>
+          <w:tcPr>
+            <w:tcW w:type="dxa" w:w="3160"/>
+            <w:tcMar>
+              <w:top w:type="dxa" w:w="60"/>
+              <w:left w:type="dxa" w:w="100"/>
+              <w:bottom w:type="dxa" w:w="60"/>
+              <w:right w:type="dxa" w:w="100"/>
+            </w:tcMar>
+            <w:vAlign w:val="top"/>
+          </w:tcPr>
+          <w:p>
+            <w:pPr>
+              <w:spacing w:after="0" w:before="0"/>
+            </w:pPr>
+            <w:r>
+              <w:rPr>
+                <w:sz w:val="19"/>
+                <w:szCs w:val="19"/>
+              </w:rPr>
+              <w:t xml:space="preserve">All the numbers that make the inequality true.</w:t>
+            </w:r>
+          </w:p>
+        </w:tc>
+        <w:tc>
+          <w:tcPr>
+            <w:tcW w:type="dxa" w:w="2200"/>
+            <w:tcMar>
+              <w:top w:type="dxa" w:w="60"/>
+              <w:left w:type="dxa" w:w="100"/>
+              <w:bottom w:type="dxa" w:w="60"/>
+              <w:right w:type="dxa" w:w="100"/>
+            </w:tcMar>
+            <w:vAlign w:val="top"/>
+          </w:tcPr>
+          <w:p>
+            <w:pPr>
+              <w:spacing w:after="30" w:before="0"/>
+            </w:pPr>
+            <w:r>
+              <w:rPr>
+                <w:i/>
+                <w:iCs/>
+                <w:color w:val="5E6E7E"/>
+                <w:sz w:val="18"/>
+                <w:szCs w:val="18"/>
+              </w:rPr>
+              <w:t xml:space="preserve">Not Solution set: write a counter-example that does not fit the rule.</w:t>
+            </w:r>
+          </w:p>
+          <w:p>
+            <w:pPr>
+              <w:spacing w:after="50" w:before="0"/>
+            </w:pPr>
+            <w:r>
+              <w:rPr>
+                <w:color w:val="BBBBBB"/>
+                <w:sz w:val="18"/>
+                <w:szCs w:val="18"/>
+              </w:rPr>
+              <w:t xml:space="preserve">____________________________</w:t>
+            </w:r>
+          </w:p>
+        </w:tc>
+        <w:tc>
+          <w:tcPr>
+            <w:tcW w:type="dxa" w:w="2200"/>
+            <w:tcMar>
+              <w:top w:type="dxa" w:w="60"/>
+              <w:left w:type="dxa" w:w="100"/>
+              <w:bottom w:type="dxa" w:w="60"/>
+              <w:right w:type="dxa" w:w="100"/>
+            </w:tcMar>
+            <w:vAlign w:val="top"/>
+          </w:tcPr>
+          <w:p>
+            <w:pPr>
+              <w:spacing w:after="0" w:before="0"/>
+            </w:pPr>
+            <w:r>
+              <w:rPr>
+                <w:i/>
+                <w:iCs/>
+                <w:color w:val="5E6E7E"/>
+                <w:sz w:val="18"/>
+                <w:szCs w:val="18"/>
+              </w:rPr>
+              <w:t xml:space="preserve">For x &gt; 4, the solution set is every number greater than 4, such as 5, 6, 7, ...</w:t>
+            </w:r>
+          </w:p>
+        </w:tc>
+      </w:tr>
+      <w:tr>
+        <w:trPr>
+          <w:cantSplit/>
+        </w:trPr>
+        <w:tc>
+          <w:tcPr>
+            <w:tcW w:type="dxa" w:w="1800"/>
+            <w:tcMar>
+              <w:top w:type="dxa" w:w="60"/>
+              <w:left w:type="dxa" w:w="100"/>
+              <w:bottom w:type="dxa" w:w="60"/>
+              <w:right w:type="dxa" w:w="100"/>
+            </w:tcMar>
+            <w:vAlign w:val="top"/>
+          </w:tcPr>
+          <w:p>
+            <w:pPr>
+              <w:spacing w:after="20" w:before="0"/>
+            </w:pPr>
+            <w:r>
+              <w:rPr>
+                <w:b/>
+                <w:bCs/>
+                <w:color w:val="0F2B3C"/>
+                <w:sz w:val="20"/>
+                <w:szCs w:val="20"/>
+              </w:rPr>
+              <w:t xml:space="preserve">Inverse operation</w:t>
+            </w:r>
+          </w:p>
+          <w:p>
+            <w:pPr>
+              <w:spacing w:after="0" w:before="0"/>
+            </w:pPr>
+            <w:r>
+              <w:rPr>
+                <w:i/>
+                <w:iCs/>
+                <w:color w:val="5E6E7E"/>
+                <w:sz w:val="18"/>
+                <w:szCs w:val="18"/>
+              </w:rPr>
+              <w:t xml:space="preserve">Operación inversa</w:t>
+            </w:r>
+          </w:p>
+        </w:tc>
+        <w:tc>
+          <w:tcPr>
+            <w:tcW w:type="dxa" w:w="3160"/>
+            <w:tcMar>
+              <w:top w:type="dxa" w:w="60"/>
+              <w:left w:type="dxa" w:w="100"/>
+              <w:bottom w:type="dxa" w:w="60"/>
+              <w:right w:type="dxa" w:w="100"/>
+            </w:tcMar>
+            <w:vAlign w:val="top"/>
+          </w:tcPr>
+          <w:p>
+            <w:pPr>
+              <w:spacing w:after="0" w:before="0"/>
+            </w:pPr>
+            <w:r>
+              <w:rPr>
+                <w:sz w:val="19"/>
+                <w:szCs w:val="19"/>
+              </w:rPr>
+              <w:t xml:space="preserve">Two math actions that undo each other, like × and ÷.</w:t>
+            </w:r>
+          </w:p>
+        </w:tc>
+        <w:tc>
+          <w:tcPr>
+            <w:tcW w:type="dxa" w:w="2200"/>
+            <w:tcMar>
+              <w:top w:type="dxa" w:w="60"/>
+              <w:left w:type="dxa" w:w="100"/>
+              <w:bottom w:type="dxa" w:w="60"/>
+              <w:right w:type="dxa" w:w="100"/>
+            </w:tcMar>
+            <w:vAlign w:val="top"/>
+          </w:tcPr>
+          <w:p>
+            <w:pPr>
+              <w:spacing w:after="30" w:before="0"/>
+            </w:pPr>
+            <w:r>
+              <w:rPr>
+                <w:i/>
+                <w:iCs/>
+                <w:color w:val="5E6E7E"/>
+                <w:sz w:val="18"/>
+                <w:szCs w:val="18"/>
+              </w:rPr>
+              <w:t xml:space="preserve">Not Inverse operation: write a counter-example that does not fit the rule.</w:t>
+            </w:r>
+          </w:p>
+          <w:p>
+            <w:pPr>
+              <w:spacing w:after="50" w:before="0"/>
+            </w:pPr>
+            <w:r>
+              <w:rPr>
+                <w:color w:val="BBBBBB"/>
+                <w:sz w:val="18"/>
+                <w:szCs w:val="18"/>
+              </w:rPr>
+              <w:t xml:space="preserve">____________________________</w:t>
+            </w:r>
+          </w:p>
+        </w:tc>
+        <w:tc>
+          <w:tcPr>
+            <w:tcW w:type="dxa" w:w="2200"/>
+            <w:tcMar>
+              <w:top w:type="dxa" w:w="60"/>
+              <w:left w:type="dxa" w:w="100"/>
+              <w:bottom w:type="dxa" w:w="60"/>
+              <w:right w:type="dxa" w:w="100"/>
+            </w:tcMar>
+            <w:vAlign w:val="top"/>
+          </w:tcPr>
+          <w:p>
+            <w:pPr>
+              <w:spacing w:after="0" w:before="0"/>
+            </w:pPr>
+            <w:r>
+              <w:rPr>
+                <w:i/>
+                <w:iCs/>
+                <w:color w:val="5E6E7E"/>
+                <w:sz w:val="18"/>
+                <w:szCs w:val="18"/>
+              </w:rPr>
+              <w:t xml:space="preserve">To solve x + 3 &gt; 7, use the inverse of adding 3: subtract 3 to get x &gt; 4.</w:t>
+            </w:r>
+          </w:p>
+        </w:tc>
+      </w:tr>
+    </w:tbl>
+    <w:p>
+      <w:pPr>
+        <w:spacing w:after="120" w:before="140"/>
       </w:pPr>
       <w:r>
         <w:rPr>
@@ -127,112 +1241,961 @@
         <w:t xml:space="preserve">Substitute and decide true or false.</w:t>
       </w:r>
     </w:p>
-    <w:p>
-      <w:pPr>
-        <w:spacing w:after="40" w:before="0"/>
-      </w:pPr>
-      <w:r>
-        <w:rPr>
-          <w:sz w:val="22"/>
-          <w:szCs w:val="22"/>
-        </w:rPr>
-        <w:t xml:space="preserve">1.  Is 7 &gt; 2 true?</w:t>
-      </w:r>
-    </w:p>
-    <w:p>
-      <w:pPr>
-        <w:spacing w:after="40" w:before="0"/>
-      </w:pPr>
-      <w:r>
-        <w:rPr>
-          <w:color w:val="5E6E7E"/>
-          <w:sz w:val="20"/>
-          <w:szCs w:val="20"/>
-        </w:rPr>
-        <w:t xml:space="preserve">     choices: True   /   False</w:t>
-      </w:r>
-    </w:p>
-    <w:p>
-      <w:pPr>
-        <w:spacing w:after="80" w:before="0"/>
-      </w:pPr>
-      <w:r>
-        <w:rPr>
-          <w:color w:val="BBBBBB"/>
-        </w:rPr>
-        <w:t xml:space="preserve">____________________________________________________</w:t>
-      </w:r>
-    </w:p>
-    <w:p>
-      <w:pPr>
-        <w:spacing w:after="40" w:before="0"/>
-      </w:pPr>
-      <w:r>
-        <w:rPr>
-          <w:sz w:val="22"/>
-          <w:szCs w:val="22"/>
-        </w:rPr>
-        <w:t xml:space="preserve">2.  Is 3 &lt; 1 true?</w:t>
-      </w:r>
-    </w:p>
-    <w:p>
-      <w:pPr>
-        <w:spacing w:after="40" w:before="0"/>
-      </w:pPr>
-      <w:r>
-        <w:rPr>
-          <w:color w:val="5E6E7E"/>
-          <w:sz w:val="20"/>
-          <w:szCs w:val="20"/>
-        </w:rPr>
-        <w:t xml:space="preserve">     choices: True   /   False</w:t>
-      </w:r>
-    </w:p>
-    <w:p>
-      <w:pPr>
-        <w:spacing w:after="80" w:before="0"/>
-      </w:pPr>
-      <w:r>
-        <w:rPr>
-          <w:color w:val="BBBBBB"/>
-        </w:rPr>
-        <w:t xml:space="preserve">____________________________________________________</w:t>
-      </w:r>
-    </w:p>
-    <w:p>
-      <w:pPr>
-        <w:spacing w:after="40" w:before="0"/>
-      </w:pPr>
-      <w:r>
-        <w:rPr>
-          <w:sz w:val="22"/>
-          <w:szCs w:val="22"/>
-        </w:rPr>
-        <w:t xml:space="preserve">3.  Put x = 4 into x &lt; 6. Is it true?</w:t>
-      </w:r>
-    </w:p>
-    <w:p>
-      <w:pPr>
-        <w:spacing w:after="40" w:before="0"/>
-      </w:pPr>
-      <w:r>
-        <w:rPr>
-          <w:color w:val="5E6E7E"/>
-          <w:sz w:val="20"/>
-          <w:szCs w:val="20"/>
-        </w:rPr>
-        <w:t xml:space="preserve">     choices: True — 4 &lt; 6   /   False</w:t>
-      </w:r>
-    </w:p>
-    <w:p>
-      <w:pPr>
-        <w:spacing w:after="80" w:before="0"/>
-      </w:pPr>
-      <w:r>
-        <w:rPr>
-          <w:color w:val="BBBBBB"/>
-        </w:rPr>
-        <w:t xml:space="preserve">____________________________________________________</w:t>
+    <w:tbl>
+      <w:tblPr>
+        <w:tblW w:type="dxa" w:w="9360"/>
+        <w:tblBorders>
+          <w:top w:val="single" w:color="C7D2DD" w:sz="6"/>
+          <w:left w:val="single" w:color="C7D2DD" w:sz="6"/>
+          <w:bottom w:val="single" w:color="C7D2DD" w:sz="6"/>
+          <w:right w:val="single" w:color="C7D2DD" w:sz="6"/>
+          <w:insideH w:val="single" w:color="C7D2DD" w:sz="6"/>
+          <w:insideV w:val="single" w:color="C7D2DD" w:sz="6"/>
+        </w:tblBorders>
+      </w:tblPr>
+      <w:tblGrid>
+        <w:gridCol w:w="2800"/>
+        <w:gridCol w:w="3560"/>
+        <w:gridCol w:w="3000"/>
+      </w:tblGrid>
+      <w:tr>
+        <w:trPr>
+          <w:cantSplit/>
+          <w:tblHeader/>
+        </w:trPr>
+        <w:tc>
+          <w:tcPr>
+            <w:tcW w:type="dxa" w:w="2800"/>
+            <w:shd w:fill="EEF4F8" w:color="auto" w:val="clear"/>
+            <w:tcMar>
+              <w:top w:type="dxa" w:w="60"/>
+              <w:left w:type="dxa" w:w="100"/>
+              <w:bottom w:type="dxa" w:w="60"/>
+              <w:right w:type="dxa" w:w="100"/>
+            </w:tcMar>
+          </w:tcPr>
+          <w:p>
+            <w:pPr>
+              <w:spacing w:after="0" w:before="0"/>
+            </w:pPr>
+            <w:r>
+              <w:rPr>
+                <w:b/>
+                <w:bCs/>
+                <w:color w:val="0F2B3C"/>
+                <w:sz w:val="16"/>
+                <w:szCs w:val="16"/>
+              </w:rPr>
+              <w:t xml:space="preserve">CORE PROBLEM / GIVEN REPRESENTATION</w:t>
+            </w:r>
+          </w:p>
+        </w:tc>
+        <w:tc>
+          <w:tcPr>
+            <w:tcW w:type="dxa" w:w="3560"/>
+            <w:shd w:fill="EEF4F8" w:color="auto" w:val="clear"/>
+            <w:tcMar>
+              <w:top w:type="dxa" w:w="60"/>
+              <w:left w:type="dxa" w:w="100"/>
+              <w:bottom w:type="dxa" w:w="60"/>
+              <w:right w:type="dxa" w:w="100"/>
+            </w:tcMar>
+          </w:tcPr>
+          <w:p>
+            <w:pPr>
+              <w:spacing w:after="0" w:before="0"/>
+            </w:pPr>
+            <w:r>
+              <w:rPr>
+                <w:b/>
+                <w:bCs/>
+                <w:color w:val="0F2B3C"/>
+                <w:sz w:val="16"/>
+                <w:szCs w:val="16"/>
+              </w:rPr>
+              <w:t xml:space="preserve">WORKING SPACE / CALCULATION STEPS</w:t>
+            </w:r>
+          </w:p>
+        </w:tc>
+        <w:tc>
+          <w:tcPr>
+            <w:tcW w:type="dxa" w:w="3000"/>
+            <w:shd w:fill="FBF3E2" w:color="auto" w:val="clear"/>
+            <w:tcMar>
+              <w:top w:type="dxa" w:w="60"/>
+              <w:left w:type="dxa" w:w="100"/>
+              <w:bottom w:type="dxa" w:w="60"/>
+              <w:right w:type="dxa" w:w="100"/>
+            </w:tcMar>
+          </w:tcPr>
+          <w:p>
+            <w:pPr>
+              <w:spacing w:after="0" w:before="0"/>
+            </w:pPr>
+            <w:r>
+              <w:rPr>
+                <w:b/>
+                <w:bCs/>
+                <w:color w:val="7A5400"/>
+                <w:sz w:val="16"/>
+                <w:szCs w:val="16"/>
+              </w:rPr>
+              <w:t xml:space="preserve">EXPLAIN YOUR REASONING</w:t>
+            </w:r>
+          </w:p>
+        </w:tc>
+      </w:tr>
+      <w:tr>
+        <w:trPr>
+          <w:cantSplit/>
+        </w:trPr>
+        <w:tc>
+          <w:tcPr>
+            <w:tcW w:type="dxa" w:w="2800"/>
+            <w:tcMar>
+              <w:top w:type="dxa" w:w="80"/>
+              <w:left w:type="dxa" w:w="100"/>
+              <w:bottom w:type="dxa" w:w="80"/>
+              <w:right w:type="dxa" w:w="100"/>
+            </w:tcMar>
+            <w:vAlign w:val="top"/>
+          </w:tcPr>
+          <w:p>
+            <w:pPr>
+              <w:spacing w:after="40" w:before="0"/>
+            </w:pPr>
+            <w:r>
+              <w:rPr>
+                <w:b/>
+                <w:bCs/>
+                <w:color w:val="0F2B3C"/>
+                <w:sz w:val="20"/>
+                <w:szCs w:val="20"/>
+              </w:rPr>
+              <w:t xml:space="preserve">1.  Is 7 &gt; 2 true?</w:t>
+            </w:r>
+          </w:p>
+          <w:p>
+            <w:pPr>
+              <w:spacing w:after="0" w:before="0"/>
+            </w:pPr>
+            <w:r>
+              <w:rPr>
+                <w:color w:val="5E6E7E"/>
+                <w:sz w:val="18"/>
+                <w:szCs w:val="18"/>
+              </w:rPr>
+              <w:t xml:space="preserve">Choices: True   /   False</w:t>
+            </w:r>
+          </w:p>
+        </w:tc>
+        <w:tc>
+          <w:tcPr>
+            <w:tcW w:type="dxa" w:w="3560"/>
+            <w:tcMar>
+              <w:top w:type="dxa" w:w="80"/>
+              <w:left w:type="dxa" w:w="100"/>
+              <w:bottom w:type="dxa" w:w="80"/>
+              <w:right w:type="dxa" w:w="100"/>
+            </w:tcMar>
+            <w:vAlign w:val="top"/>
+          </w:tcPr>
+          <w:p>
+            <w:pPr>
+              <w:spacing w:after="50" w:before="0"/>
+            </w:pPr>
+            <w:r>
+              <w:rPr>
+                <w:color w:val="BBBBBB"/>
+                <w:sz w:val="18"/>
+                <w:szCs w:val="18"/>
+              </w:rPr>
+              <w:t xml:space="preserve">____________________________</w:t>
+            </w:r>
+          </w:p>
+          <w:p>
+            <w:pPr>
+              <w:spacing w:after="50" w:before="0"/>
+            </w:pPr>
+            <w:r>
+              <w:rPr>
+                <w:color w:val="BBBBBB"/>
+                <w:sz w:val="18"/>
+                <w:szCs w:val="18"/>
+              </w:rPr>
+              <w:t xml:space="preserve">____________________________</w:t>
+            </w:r>
+          </w:p>
+          <w:p>
+            <w:pPr>
+              <w:spacing w:after="50" w:before="0"/>
+            </w:pPr>
+            <w:r>
+              <w:rPr>
+                <w:color w:val="BBBBBB"/>
+                <w:sz w:val="18"/>
+                <w:szCs w:val="18"/>
+              </w:rPr>
+              <w:t xml:space="preserve">____________________________</w:t>
+            </w:r>
+          </w:p>
+          <w:p>
+            <w:pPr>
+              <w:spacing w:after="50" w:before="0"/>
+            </w:pPr>
+            <w:r>
+              <w:rPr>
+                <w:color w:val="BBBBBB"/>
+                <w:sz w:val="18"/>
+                <w:szCs w:val="18"/>
+              </w:rPr>
+              <w:t xml:space="preserve">____________________________</w:t>
+            </w:r>
+          </w:p>
+        </w:tc>
+        <w:tc>
+          <w:tcPr>
+            <w:tcW w:type="dxa" w:w="3000"/>
+            <w:shd w:fill="FBF3E2" w:color="auto" w:val="clear"/>
+            <w:tcMar>
+              <w:top w:type="dxa" w:w="80"/>
+              <w:left w:type="dxa" w:w="100"/>
+              <w:bottom w:type="dxa" w:w="80"/>
+              <w:right w:type="dxa" w:w="100"/>
+            </w:tcMar>
+            <w:vAlign w:val="top"/>
+          </w:tcPr>
+          <w:p>
+            <w:pPr>
+              <w:spacing w:after="30" w:before="0"/>
+            </w:pPr>
+            <w:r>
+              <w:rPr>
+                <w:b/>
+                <w:bCs/>
+                <w:color w:val="0F2B3C"/>
+                <w:sz w:val="18"/>
+                <w:szCs w:val="18"/>
+              </w:rPr>
+              <w:t xml:space="preserve">Because... ________________</w:t>
+            </w:r>
+          </w:p>
+          <w:p>
+            <w:pPr>
+              <w:spacing w:after="50" w:before="0"/>
+            </w:pPr>
+            <w:r>
+              <w:rPr>
+                <w:color w:val="BBBBBB"/>
+                <w:sz w:val="18"/>
+                <w:szCs w:val="18"/>
+              </w:rPr>
+              <w:t xml:space="preserve">____________________________</w:t>
+            </w:r>
+          </w:p>
+          <w:p>
+            <w:pPr>
+              <w:spacing w:after="30" w:before="40"/>
+            </w:pPr>
+            <w:r>
+              <w:rPr>
+                <w:b/>
+                <w:bCs/>
+                <w:color w:val="1A6FB5"/>
+                <w:sz w:val="18"/>
+                <w:szCs w:val="18"/>
+              </w:rPr>
+              <w:t xml:space="preserve">Although... _______________</w:t>
+            </w:r>
+          </w:p>
+          <w:p>
+            <w:pPr>
+              <w:spacing w:after="50" w:before="0"/>
+            </w:pPr>
+            <w:r>
+              <w:rPr>
+                <w:color w:val="BBBBBB"/>
+                <w:sz w:val="18"/>
+                <w:szCs w:val="18"/>
+              </w:rPr>
+              <w:t xml:space="preserve">____________________________</w:t>
+            </w:r>
+          </w:p>
+          <w:p>
+            <w:pPr>
+              <w:spacing w:after="30" w:before="40"/>
+            </w:pPr>
+            <w:r>
+              <w:rPr>
+                <w:b/>
+                <w:bCs/>
+                <w:color w:val="7A5400"/>
+                <w:sz w:val="18"/>
+                <w:szCs w:val="18"/>
+              </w:rPr>
+              <w:t xml:space="preserve">Therefore... ______________</w:t>
+            </w:r>
+          </w:p>
+          <w:p>
+            <w:pPr>
+              <w:spacing w:after="50" w:before="0"/>
+            </w:pPr>
+            <w:r>
+              <w:rPr>
+                <w:color w:val="BBBBBB"/>
+                <w:sz w:val="18"/>
+                <w:szCs w:val="18"/>
+              </w:rPr>
+              <w:t xml:space="preserve">____________________________</w:t>
+            </w:r>
+          </w:p>
+        </w:tc>
+      </w:tr>
+    </w:tbl>
+    <w:p>
+      <w:pPr>
+        <w:spacing w:after="60" w:before="0"/>
+      </w:pPr>
+      <w:r>
+        <w:t xml:space="preserve"/>
+      </w:r>
+    </w:p>
+    <w:tbl>
+      <w:tblPr>
+        <w:tblW w:type="dxa" w:w="9360"/>
+        <w:tblBorders>
+          <w:top w:val="single" w:color="C7D2DD" w:sz="6"/>
+          <w:left w:val="single" w:color="C7D2DD" w:sz="6"/>
+          <w:bottom w:val="single" w:color="C7D2DD" w:sz="6"/>
+          <w:right w:val="single" w:color="C7D2DD" w:sz="6"/>
+          <w:insideH w:val="single" w:color="C7D2DD" w:sz="6"/>
+          <w:insideV w:val="single" w:color="C7D2DD" w:sz="6"/>
+        </w:tblBorders>
+      </w:tblPr>
+      <w:tblGrid>
+        <w:gridCol w:w="2800"/>
+        <w:gridCol w:w="3560"/>
+        <w:gridCol w:w="3000"/>
+      </w:tblGrid>
+      <w:tr>
+        <w:trPr>
+          <w:cantSplit/>
+          <w:tblHeader/>
+        </w:trPr>
+        <w:tc>
+          <w:tcPr>
+            <w:tcW w:type="dxa" w:w="2800"/>
+            <w:shd w:fill="EEF4F8" w:color="auto" w:val="clear"/>
+            <w:tcMar>
+              <w:top w:type="dxa" w:w="60"/>
+              <w:left w:type="dxa" w:w="100"/>
+              <w:bottom w:type="dxa" w:w="60"/>
+              <w:right w:type="dxa" w:w="100"/>
+            </w:tcMar>
+          </w:tcPr>
+          <w:p>
+            <w:pPr>
+              <w:spacing w:after="0" w:before="0"/>
+            </w:pPr>
+            <w:r>
+              <w:rPr>
+                <w:b/>
+                <w:bCs/>
+                <w:color w:val="0F2B3C"/>
+                <w:sz w:val="16"/>
+                <w:szCs w:val="16"/>
+              </w:rPr>
+              <w:t xml:space="preserve">CORE PROBLEM / GIVEN REPRESENTATION</w:t>
+            </w:r>
+          </w:p>
+        </w:tc>
+        <w:tc>
+          <w:tcPr>
+            <w:tcW w:type="dxa" w:w="3560"/>
+            <w:shd w:fill="EEF4F8" w:color="auto" w:val="clear"/>
+            <w:tcMar>
+              <w:top w:type="dxa" w:w="60"/>
+              <w:left w:type="dxa" w:w="100"/>
+              <w:bottom w:type="dxa" w:w="60"/>
+              <w:right w:type="dxa" w:w="100"/>
+            </w:tcMar>
+          </w:tcPr>
+          <w:p>
+            <w:pPr>
+              <w:spacing w:after="0" w:before="0"/>
+            </w:pPr>
+            <w:r>
+              <w:rPr>
+                <w:b/>
+                <w:bCs/>
+                <w:color w:val="0F2B3C"/>
+                <w:sz w:val="16"/>
+                <w:szCs w:val="16"/>
+              </w:rPr>
+              <w:t xml:space="preserve">WORKING SPACE / CALCULATION STEPS</w:t>
+            </w:r>
+          </w:p>
+        </w:tc>
+        <w:tc>
+          <w:tcPr>
+            <w:tcW w:type="dxa" w:w="3000"/>
+            <w:shd w:fill="FBF3E2" w:color="auto" w:val="clear"/>
+            <w:tcMar>
+              <w:top w:type="dxa" w:w="60"/>
+              <w:left w:type="dxa" w:w="100"/>
+              <w:bottom w:type="dxa" w:w="60"/>
+              <w:right w:type="dxa" w:w="100"/>
+            </w:tcMar>
+          </w:tcPr>
+          <w:p>
+            <w:pPr>
+              <w:spacing w:after="0" w:before="0"/>
+            </w:pPr>
+            <w:r>
+              <w:rPr>
+                <w:b/>
+                <w:bCs/>
+                <w:color w:val="7A5400"/>
+                <w:sz w:val="16"/>
+                <w:szCs w:val="16"/>
+              </w:rPr>
+              <w:t xml:space="preserve">EXPLAIN YOUR REASONING</w:t>
+            </w:r>
+          </w:p>
+        </w:tc>
+      </w:tr>
+      <w:tr>
+        <w:trPr>
+          <w:cantSplit/>
+        </w:trPr>
+        <w:tc>
+          <w:tcPr>
+            <w:tcW w:type="dxa" w:w="2800"/>
+            <w:tcMar>
+              <w:top w:type="dxa" w:w="80"/>
+              <w:left w:type="dxa" w:w="100"/>
+              <w:bottom w:type="dxa" w:w="80"/>
+              <w:right w:type="dxa" w:w="100"/>
+            </w:tcMar>
+            <w:vAlign w:val="top"/>
+          </w:tcPr>
+          <w:p>
+            <w:pPr>
+              <w:spacing w:after="40" w:before="0"/>
+            </w:pPr>
+            <w:r>
+              <w:rPr>
+                <w:b/>
+                <w:bCs/>
+                <w:color w:val="0F2B3C"/>
+                <w:sz w:val="20"/>
+                <w:szCs w:val="20"/>
+              </w:rPr>
+              <w:t xml:space="preserve">2.  Is 3 &lt; 1 true?</w:t>
+            </w:r>
+          </w:p>
+          <w:p>
+            <w:pPr>
+              <w:spacing w:after="0" w:before="0"/>
+            </w:pPr>
+            <w:r>
+              <w:rPr>
+                <w:color w:val="5E6E7E"/>
+                <w:sz w:val="18"/>
+                <w:szCs w:val="18"/>
+              </w:rPr>
+              <w:t xml:space="preserve">Choices: True   /   False</w:t>
+            </w:r>
+          </w:p>
+        </w:tc>
+        <w:tc>
+          <w:tcPr>
+            <w:tcW w:type="dxa" w:w="3560"/>
+            <w:tcMar>
+              <w:top w:type="dxa" w:w="80"/>
+              <w:left w:type="dxa" w:w="100"/>
+              <w:bottom w:type="dxa" w:w="80"/>
+              <w:right w:type="dxa" w:w="100"/>
+            </w:tcMar>
+            <w:vAlign w:val="top"/>
+          </w:tcPr>
+          <w:p>
+            <w:pPr>
+              <w:spacing w:after="50" w:before="0"/>
+            </w:pPr>
+            <w:r>
+              <w:rPr>
+                <w:color w:val="BBBBBB"/>
+                <w:sz w:val="18"/>
+                <w:szCs w:val="18"/>
+              </w:rPr>
+              <w:t xml:space="preserve">____________________________</w:t>
+            </w:r>
+          </w:p>
+          <w:p>
+            <w:pPr>
+              <w:spacing w:after="50" w:before="0"/>
+            </w:pPr>
+            <w:r>
+              <w:rPr>
+                <w:color w:val="BBBBBB"/>
+                <w:sz w:val="18"/>
+                <w:szCs w:val="18"/>
+              </w:rPr>
+              <w:t xml:space="preserve">____________________________</w:t>
+            </w:r>
+          </w:p>
+          <w:p>
+            <w:pPr>
+              <w:spacing w:after="50" w:before="0"/>
+            </w:pPr>
+            <w:r>
+              <w:rPr>
+                <w:color w:val="BBBBBB"/>
+                <w:sz w:val="18"/>
+                <w:szCs w:val="18"/>
+              </w:rPr>
+              <w:t xml:space="preserve">____________________________</w:t>
+            </w:r>
+          </w:p>
+          <w:p>
+            <w:pPr>
+              <w:spacing w:after="50" w:before="0"/>
+            </w:pPr>
+            <w:r>
+              <w:rPr>
+                <w:color w:val="BBBBBB"/>
+                <w:sz w:val="18"/>
+                <w:szCs w:val="18"/>
+              </w:rPr>
+              <w:t xml:space="preserve">____________________________</w:t>
+            </w:r>
+          </w:p>
+        </w:tc>
+        <w:tc>
+          <w:tcPr>
+            <w:tcW w:type="dxa" w:w="3000"/>
+            <w:shd w:fill="FBF3E2" w:color="auto" w:val="clear"/>
+            <w:tcMar>
+              <w:top w:type="dxa" w:w="80"/>
+              <w:left w:type="dxa" w:w="100"/>
+              <w:bottom w:type="dxa" w:w="80"/>
+              <w:right w:type="dxa" w:w="100"/>
+            </w:tcMar>
+            <w:vAlign w:val="top"/>
+          </w:tcPr>
+          <w:p>
+            <w:pPr>
+              <w:spacing w:after="30" w:before="0"/>
+            </w:pPr>
+            <w:r>
+              <w:rPr>
+                <w:b/>
+                <w:bCs/>
+                <w:color w:val="0F2B3C"/>
+                <w:sz w:val="18"/>
+                <w:szCs w:val="18"/>
+              </w:rPr>
+              <w:t xml:space="preserve">Because... ________________</w:t>
+            </w:r>
+          </w:p>
+          <w:p>
+            <w:pPr>
+              <w:spacing w:after="50" w:before="0"/>
+            </w:pPr>
+            <w:r>
+              <w:rPr>
+                <w:color w:val="BBBBBB"/>
+                <w:sz w:val="18"/>
+                <w:szCs w:val="18"/>
+              </w:rPr>
+              <w:t xml:space="preserve">____________________________</w:t>
+            </w:r>
+          </w:p>
+          <w:p>
+            <w:pPr>
+              <w:spacing w:after="30" w:before="40"/>
+            </w:pPr>
+            <w:r>
+              <w:rPr>
+                <w:b/>
+                <w:bCs/>
+                <w:color w:val="1A6FB5"/>
+                <w:sz w:val="18"/>
+                <w:szCs w:val="18"/>
+              </w:rPr>
+              <w:t xml:space="preserve">Although... _______________</w:t>
+            </w:r>
+          </w:p>
+          <w:p>
+            <w:pPr>
+              <w:spacing w:after="50" w:before="0"/>
+            </w:pPr>
+            <w:r>
+              <w:rPr>
+                <w:color w:val="BBBBBB"/>
+                <w:sz w:val="18"/>
+                <w:szCs w:val="18"/>
+              </w:rPr>
+              <w:t xml:space="preserve">____________________________</w:t>
+            </w:r>
+          </w:p>
+          <w:p>
+            <w:pPr>
+              <w:spacing w:after="30" w:before="40"/>
+            </w:pPr>
+            <w:r>
+              <w:rPr>
+                <w:b/>
+                <w:bCs/>
+                <w:color w:val="7A5400"/>
+                <w:sz w:val="18"/>
+                <w:szCs w:val="18"/>
+              </w:rPr>
+              <w:t xml:space="preserve">Therefore... ______________</w:t>
+            </w:r>
+          </w:p>
+          <w:p>
+            <w:pPr>
+              <w:spacing w:after="50" w:before="0"/>
+            </w:pPr>
+            <w:r>
+              <w:rPr>
+                <w:color w:val="BBBBBB"/>
+                <w:sz w:val="18"/>
+                <w:szCs w:val="18"/>
+              </w:rPr>
+              <w:t xml:space="preserve">____________________________</w:t>
+            </w:r>
+          </w:p>
+        </w:tc>
+      </w:tr>
+    </w:tbl>
+    <w:p>
+      <w:pPr>
+        <w:spacing w:after="60" w:before="0"/>
+      </w:pPr>
+      <w:r>
+        <w:t xml:space="preserve"/>
+      </w:r>
+    </w:p>
+    <w:tbl>
+      <w:tblPr>
+        <w:tblW w:type="dxa" w:w="9360"/>
+        <w:tblBorders>
+          <w:top w:val="single" w:color="C7D2DD" w:sz="6"/>
+          <w:left w:val="single" w:color="C7D2DD" w:sz="6"/>
+          <w:bottom w:val="single" w:color="C7D2DD" w:sz="6"/>
+          <w:right w:val="single" w:color="C7D2DD" w:sz="6"/>
+          <w:insideH w:val="single" w:color="C7D2DD" w:sz="6"/>
+          <w:insideV w:val="single" w:color="C7D2DD" w:sz="6"/>
+        </w:tblBorders>
+      </w:tblPr>
+      <w:tblGrid>
+        <w:gridCol w:w="2800"/>
+        <w:gridCol w:w="3560"/>
+        <w:gridCol w:w="3000"/>
+      </w:tblGrid>
+      <w:tr>
+        <w:trPr>
+          <w:cantSplit/>
+          <w:tblHeader/>
+        </w:trPr>
+        <w:tc>
+          <w:tcPr>
+            <w:tcW w:type="dxa" w:w="2800"/>
+            <w:shd w:fill="EEF4F8" w:color="auto" w:val="clear"/>
+            <w:tcMar>
+              <w:top w:type="dxa" w:w="60"/>
+              <w:left w:type="dxa" w:w="100"/>
+              <w:bottom w:type="dxa" w:w="60"/>
+              <w:right w:type="dxa" w:w="100"/>
+            </w:tcMar>
+          </w:tcPr>
+          <w:p>
+            <w:pPr>
+              <w:spacing w:after="0" w:before="0"/>
+            </w:pPr>
+            <w:r>
+              <w:rPr>
+                <w:b/>
+                <w:bCs/>
+                <w:color w:val="0F2B3C"/>
+                <w:sz w:val="16"/>
+                <w:szCs w:val="16"/>
+              </w:rPr>
+              <w:t xml:space="preserve">CORE PROBLEM / GIVEN REPRESENTATION</w:t>
+            </w:r>
+          </w:p>
+        </w:tc>
+        <w:tc>
+          <w:tcPr>
+            <w:tcW w:type="dxa" w:w="3560"/>
+            <w:shd w:fill="EEF4F8" w:color="auto" w:val="clear"/>
+            <w:tcMar>
+              <w:top w:type="dxa" w:w="60"/>
+              <w:left w:type="dxa" w:w="100"/>
+              <w:bottom w:type="dxa" w:w="60"/>
+              <w:right w:type="dxa" w:w="100"/>
+            </w:tcMar>
+          </w:tcPr>
+          <w:p>
+            <w:pPr>
+              <w:spacing w:after="0" w:before="0"/>
+            </w:pPr>
+            <w:r>
+              <w:rPr>
+                <w:b/>
+                <w:bCs/>
+                <w:color w:val="0F2B3C"/>
+                <w:sz w:val="16"/>
+                <w:szCs w:val="16"/>
+              </w:rPr>
+              <w:t xml:space="preserve">WORKING SPACE / CALCULATION STEPS</w:t>
+            </w:r>
+          </w:p>
+        </w:tc>
+        <w:tc>
+          <w:tcPr>
+            <w:tcW w:type="dxa" w:w="3000"/>
+            <w:shd w:fill="FBF3E2" w:color="auto" w:val="clear"/>
+            <w:tcMar>
+              <w:top w:type="dxa" w:w="60"/>
+              <w:left w:type="dxa" w:w="100"/>
+              <w:bottom w:type="dxa" w:w="60"/>
+              <w:right w:type="dxa" w:w="100"/>
+            </w:tcMar>
+          </w:tcPr>
+          <w:p>
+            <w:pPr>
+              <w:spacing w:after="0" w:before="0"/>
+            </w:pPr>
+            <w:r>
+              <w:rPr>
+                <w:b/>
+                <w:bCs/>
+                <w:color w:val="7A5400"/>
+                <w:sz w:val="16"/>
+                <w:szCs w:val="16"/>
+              </w:rPr>
+              <w:t xml:space="preserve">EXPLAIN YOUR REASONING</w:t>
+            </w:r>
+          </w:p>
+        </w:tc>
+      </w:tr>
+      <w:tr>
+        <w:trPr>
+          <w:cantSplit/>
+        </w:trPr>
+        <w:tc>
+          <w:tcPr>
+            <w:tcW w:type="dxa" w:w="2800"/>
+            <w:tcMar>
+              <w:top w:type="dxa" w:w="80"/>
+              <w:left w:type="dxa" w:w="100"/>
+              <w:bottom w:type="dxa" w:w="80"/>
+              <w:right w:type="dxa" w:w="100"/>
+            </w:tcMar>
+            <w:vAlign w:val="top"/>
+          </w:tcPr>
+          <w:p>
+            <w:pPr>
+              <w:spacing w:after="40" w:before="0"/>
+            </w:pPr>
+            <w:r>
+              <w:rPr>
+                <w:b/>
+                <w:bCs/>
+                <w:color w:val="0F2B3C"/>
+                <w:sz w:val="20"/>
+                <w:szCs w:val="20"/>
+              </w:rPr>
+              <w:t xml:space="preserve">3.  Put x = 4 into x &lt; 6. Is it true?</w:t>
+            </w:r>
+          </w:p>
+          <w:p>
+            <w:pPr>
+              <w:spacing w:after="0" w:before="0"/>
+            </w:pPr>
+            <w:r>
+              <w:rPr>
+                <w:color w:val="5E6E7E"/>
+                <w:sz w:val="18"/>
+                <w:szCs w:val="18"/>
+              </w:rPr>
+              <w:t xml:space="preserve">Choices: True — 4 &lt; 6   /   False</w:t>
+            </w:r>
+          </w:p>
+        </w:tc>
+        <w:tc>
+          <w:tcPr>
+            <w:tcW w:type="dxa" w:w="3560"/>
+            <w:tcMar>
+              <w:top w:type="dxa" w:w="80"/>
+              <w:left w:type="dxa" w:w="100"/>
+              <w:bottom w:type="dxa" w:w="80"/>
+              <w:right w:type="dxa" w:w="100"/>
+            </w:tcMar>
+            <w:vAlign w:val="top"/>
+          </w:tcPr>
+          <w:p>
+            <w:pPr>
+              <w:spacing w:after="50" w:before="0"/>
+            </w:pPr>
+            <w:r>
+              <w:rPr>
+                <w:color w:val="BBBBBB"/>
+                <w:sz w:val="18"/>
+                <w:szCs w:val="18"/>
+              </w:rPr>
+              <w:t xml:space="preserve">____________________________</w:t>
+            </w:r>
+          </w:p>
+          <w:p>
+            <w:pPr>
+              <w:spacing w:after="50" w:before="0"/>
+            </w:pPr>
+            <w:r>
+              <w:rPr>
+                <w:color w:val="BBBBBB"/>
+                <w:sz w:val="18"/>
+                <w:szCs w:val="18"/>
+              </w:rPr>
+              <w:t xml:space="preserve">____________________________</w:t>
+            </w:r>
+          </w:p>
+          <w:p>
+            <w:pPr>
+              <w:spacing w:after="50" w:before="0"/>
+            </w:pPr>
+            <w:r>
+              <w:rPr>
+                <w:color w:val="BBBBBB"/>
+                <w:sz w:val="18"/>
+                <w:szCs w:val="18"/>
+              </w:rPr>
+              <w:t xml:space="preserve">____________________________</w:t>
+            </w:r>
+          </w:p>
+          <w:p>
+            <w:pPr>
+              <w:spacing w:after="50" w:before="0"/>
+            </w:pPr>
+            <w:r>
+              <w:rPr>
+                <w:color w:val="BBBBBB"/>
+                <w:sz w:val="18"/>
+                <w:szCs w:val="18"/>
+              </w:rPr>
+              <w:t xml:space="preserve">____________________________</w:t>
+            </w:r>
+          </w:p>
+        </w:tc>
+        <w:tc>
+          <w:tcPr>
+            <w:tcW w:type="dxa" w:w="3000"/>
+            <w:shd w:fill="FBF3E2" w:color="auto" w:val="clear"/>
+            <w:tcMar>
+              <w:top w:type="dxa" w:w="80"/>
+              <w:left w:type="dxa" w:w="100"/>
+              <w:bottom w:type="dxa" w:w="80"/>
+              <w:right w:type="dxa" w:w="100"/>
+            </w:tcMar>
+            <w:vAlign w:val="top"/>
+          </w:tcPr>
+          <w:p>
+            <w:pPr>
+              <w:spacing w:after="30" w:before="0"/>
+            </w:pPr>
+            <w:r>
+              <w:rPr>
+                <w:b/>
+                <w:bCs/>
+                <w:color w:val="0F2B3C"/>
+                <w:sz w:val="18"/>
+                <w:szCs w:val="18"/>
+              </w:rPr>
+              <w:t xml:space="preserve">Because... ________________</w:t>
+            </w:r>
+          </w:p>
+          <w:p>
+            <w:pPr>
+              <w:spacing w:after="50" w:before="0"/>
+            </w:pPr>
+            <w:r>
+              <w:rPr>
+                <w:color w:val="BBBBBB"/>
+                <w:sz w:val="18"/>
+                <w:szCs w:val="18"/>
+              </w:rPr>
+              <w:t xml:space="preserve">____________________________</w:t>
+            </w:r>
+          </w:p>
+          <w:p>
+            <w:pPr>
+              <w:spacing w:after="30" w:before="40"/>
+            </w:pPr>
+            <w:r>
+              <w:rPr>
+                <w:b/>
+                <w:bCs/>
+                <w:color w:val="1A6FB5"/>
+                <w:sz w:val="18"/>
+                <w:szCs w:val="18"/>
+              </w:rPr>
+              <w:t xml:space="preserve">Although... _______________</w:t>
+            </w:r>
+          </w:p>
+          <w:p>
+            <w:pPr>
+              <w:spacing w:after="50" w:before="0"/>
+            </w:pPr>
+            <w:r>
+              <w:rPr>
+                <w:color w:val="BBBBBB"/>
+                <w:sz w:val="18"/>
+                <w:szCs w:val="18"/>
+              </w:rPr>
+              <w:t xml:space="preserve">____________________________</w:t>
+            </w:r>
+          </w:p>
+          <w:p>
+            <w:pPr>
+              <w:spacing w:after="30" w:before="40"/>
+            </w:pPr>
+            <w:r>
+              <w:rPr>
+                <w:b/>
+                <w:bCs/>
+                <w:color w:val="7A5400"/>
+                <w:sz w:val="18"/>
+                <w:szCs w:val="18"/>
+              </w:rPr>
+              <w:t xml:space="preserve">Therefore... ______________</w:t>
+            </w:r>
+          </w:p>
+          <w:p>
+            <w:pPr>
+              <w:spacing w:after="50" w:before="0"/>
+            </w:pPr>
+            <w:r>
+              <w:rPr>
+                <w:color w:val="BBBBBB"/>
+                <w:sz w:val="18"/>
+                <w:szCs w:val="18"/>
+              </w:rPr>
+              <w:t xml:space="preserve">____________________________</w:t>
+            </w:r>
+          </w:p>
+        </w:tc>
+      </w:tr>
+    </w:tbl>
+    <w:p>
+      <w:pPr>
+        <w:spacing w:after="60" w:before="0"/>
+      </w:pPr>
+      <w:r>
+        <w:t xml:space="preserve"/>
       </w:r>
     </w:p>
     <w:p>
@@ -264,76 +2227,642 @@
         <w:t xml:space="preserve">Find a solution.</w:t>
       </w:r>
     </w:p>
-    <w:p>
-      <w:pPr>
-        <w:spacing w:after="40" w:before="0"/>
-      </w:pPr>
-      <w:r>
-        <w:rPr>
-          <w:sz w:val="22"/>
-          <w:szCs w:val="22"/>
-        </w:rPr>
-        <w:t xml:space="preserve">1.  Which number is a solution of n &gt; 5?</w:t>
-      </w:r>
-    </w:p>
-    <w:p>
-      <w:pPr>
-        <w:spacing w:after="40" w:before="0"/>
-      </w:pPr>
-      <w:r>
-        <w:rPr>
-          <w:color w:val="5E6E7E"/>
-          <w:sz w:val="20"/>
-          <w:szCs w:val="20"/>
-        </w:rPr>
-        <w:t xml:space="preserve">     choices: 2   /   8   /   5</w:t>
-      </w:r>
-    </w:p>
-    <w:p>
-      <w:pPr>
-        <w:spacing w:after="80" w:before="0"/>
-      </w:pPr>
-      <w:r>
-        <w:rPr>
-          <w:color w:val="BBBBBB"/>
-        </w:rPr>
-        <w:t xml:space="preserve">____________________________________________________</w:t>
-      </w:r>
-    </w:p>
-    <w:p>
-      <w:pPr>
-        <w:spacing w:after="40" w:before="0"/>
-      </w:pPr>
-      <w:r>
-        <w:rPr>
-          <w:sz w:val="22"/>
-          <w:szCs w:val="22"/>
-        </w:rPr>
-        <w:t xml:space="preserve">2.  Which number is a solution of n &lt; 3?</w:t>
-      </w:r>
-    </w:p>
-    <w:p>
-      <w:pPr>
-        <w:spacing w:after="40" w:before="0"/>
-      </w:pPr>
-      <w:r>
-        <w:rPr>
-          <w:color w:val="5E6E7E"/>
-          <w:sz w:val="20"/>
-          <w:szCs w:val="20"/>
-        </w:rPr>
-        <w:t xml:space="preserve">     choices: 1   /   3   /   5</w:t>
-      </w:r>
-    </w:p>
-    <w:p>
-      <w:pPr>
-        <w:spacing w:after="80" w:before="0"/>
-      </w:pPr>
-      <w:r>
-        <w:rPr>
-          <w:color w:val="BBBBBB"/>
-        </w:rPr>
-        <w:t xml:space="preserve">____________________________________________________</w:t>
+    <w:tbl>
+      <w:tblPr>
+        <w:tblW w:type="dxa" w:w="9360"/>
+        <w:tblBorders>
+          <w:top w:val="single" w:color="C7D2DD" w:sz="6"/>
+          <w:left w:val="single" w:color="C7D2DD" w:sz="6"/>
+          <w:bottom w:val="single" w:color="C7D2DD" w:sz="6"/>
+          <w:right w:val="single" w:color="C7D2DD" w:sz="6"/>
+          <w:insideH w:val="single" w:color="C7D2DD" w:sz="6"/>
+          <w:insideV w:val="single" w:color="C7D2DD" w:sz="6"/>
+        </w:tblBorders>
+      </w:tblPr>
+      <w:tblGrid>
+        <w:gridCol w:w="2800"/>
+        <w:gridCol w:w="3560"/>
+        <w:gridCol w:w="3000"/>
+      </w:tblGrid>
+      <w:tr>
+        <w:trPr>
+          <w:cantSplit/>
+          <w:tblHeader/>
+        </w:trPr>
+        <w:tc>
+          <w:tcPr>
+            <w:tcW w:type="dxa" w:w="2800"/>
+            <w:shd w:fill="EEF4F8" w:color="auto" w:val="clear"/>
+            <w:tcMar>
+              <w:top w:type="dxa" w:w="60"/>
+              <w:left w:type="dxa" w:w="100"/>
+              <w:bottom w:type="dxa" w:w="60"/>
+              <w:right w:type="dxa" w:w="100"/>
+            </w:tcMar>
+          </w:tcPr>
+          <w:p>
+            <w:pPr>
+              <w:spacing w:after="0" w:before="0"/>
+            </w:pPr>
+            <w:r>
+              <w:rPr>
+                <w:b/>
+                <w:bCs/>
+                <w:color w:val="0F2B3C"/>
+                <w:sz w:val="16"/>
+                <w:szCs w:val="16"/>
+              </w:rPr>
+              <w:t xml:space="preserve">CORE PROBLEM / GIVEN REPRESENTATION</w:t>
+            </w:r>
+          </w:p>
+        </w:tc>
+        <w:tc>
+          <w:tcPr>
+            <w:tcW w:type="dxa" w:w="3560"/>
+            <w:shd w:fill="EEF4F8" w:color="auto" w:val="clear"/>
+            <w:tcMar>
+              <w:top w:type="dxa" w:w="60"/>
+              <w:left w:type="dxa" w:w="100"/>
+              <w:bottom w:type="dxa" w:w="60"/>
+              <w:right w:type="dxa" w:w="100"/>
+            </w:tcMar>
+          </w:tcPr>
+          <w:p>
+            <w:pPr>
+              <w:spacing w:after="0" w:before="0"/>
+            </w:pPr>
+            <w:r>
+              <w:rPr>
+                <w:b/>
+                <w:bCs/>
+                <w:color w:val="0F2B3C"/>
+                <w:sz w:val="16"/>
+                <w:szCs w:val="16"/>
+              </w:rPr>
+              <w:t xml:space="preserve">WORKING SPACE / CALCULATION STEPS</w:t>
+            </w:r>
+          </w:p>
+        </w:tc>
+        <w:tc>
+          <w:tcPr>
+            <w:tcW w:type="dxa" w:w="3000"/>
+            <w:shd w:fill="FBF3E2" w:color="auto" w:val="clear"/>
+            <w:tcMar>
+              <w:top w:type="dxa" w:w="60"/>
+              <w:left w:type="dxa" w:w="100"/>
+              <w:bottom w:type="dxa" w:w="60"/>
+              <w:right w:type="dxa" w:w="100"/>
+            </w:tcMar>
+          </w:tcPr>
+          <w:p>
+            <w:pPr>
+              <w:spacing w:after="0" w:before="0"/>
+            </w:pPr>
+            <w:r>
+              <w:rPr>
+                <w:b/>
+                <w:bCs/>
+                <w:color w:val="7A5400"/>
+                <w:sz w:val="16"/>
+                <w:szCs w:val="16"/>
+              </w:rPr>
+              <w:t xml:space="preserve">EXPLAIN YOUR REASONING</w:t>
+            </w:r>
+          </w:p>
+        </w:tc>
+      </w:tr>
+      <w:tr>
+        <w:trPr>
+          <w:cantSplit/>
+        </w:trPr>
+        <w:tc>
+          <w:tcPr>
+            <w:tcW w:type="dxa" w:w="2800"/>
+            <w:tcMar>
+              <w:top w:type="dxa" w:w="80"/>
+              <w:left w:type="dxa" w:w="100"/>
+              <w:bottom w:type="dxa" w:w="80"/>
+              <w:right w:type="dxa" w:w="100"/>
+            </w:tcMar>
+            <w:vAlign w:val="top"/>
+          </w:tcPr>
+          <w:p>
+            <w:pPr>
+              <w:spacing w:after="40" w:before="0"/>
+            </w:pPr>
+            <w:r>
+              <w:rPr>
+                <w:b/>
+                <w:bCs/>
+                <w:color w:val="0F2B3C"/>
+                <w:sz w:val="20"/>
+                <w:szCs w:val="20"/>
+              </w:rPr>
+              <w:t xml:space="preserve">1.  Which number is a solution of n &gt; 5?</w:t>
+            </w:r>
+          </w:p>
+          <w:p>
+            <w:pPr>
+              <w:spacing w:after="0" w:before="0"/>
+            </w:pPr>
+            <w:r>
+              <w:rPr>
+                <w:color w:val="5E6E7E"/>
+                <w:sz w:val="18"/>
+                <w:szCs w:val="18"/>
+              </w:rPr>
+              <w:t xml:space="preserve">Choices: 2   /   8   /   5</w:t>
+            </w:r>
+          </w:p>
+        </w:tc>
+        <w:tc>
+          <w:tcPr>
+            <w:tcW w:type="dxa" w:w="3560"/>
+            <w:tcMar>
+              <w:top w:type="dxa" w:w="80"/>
+              <w:left w:type="dxa" w:w="100"/>
+              <w:bottom w:type="dxa" w:w="80"/>
+              <w:right w:type="dxa" w:w="100"/>
+            </w:tcMar>
+            <w:vAlign w:val="top"/>
+          </w:tcPr>
+          <w:p>
+            <w:pPr>
+              <w:spacing w:after="50" w:before="0"/>
+            </w:pPr>
+            <w:r>
+              <w:rPr>
+                <w:color w:val="BBBBBB"/>
+                <w:sz w:val="18"/>
+                <w:szCs w:val="18"/>
+              </w:rPr>
+              <w:t xml:space="preserve">____________________________</w:t>
+            </w:r>
+          </w:p>
+          <w:p>
+            <w:pPr>
+              <w:spacing w:after="50" w:before="0"/>
+            </w:pPr>
+            <w:r>
+              <w:rPr>
+                <w:color w:val="BBBBBB"/>
+                <w:sz w:val="18"/>
+                <w:szCs w:val="18"/>
+              </w:rPr>
+              <w:t xml:space="preserve">____________________________</w:t>
+            </w:r>
+          </w:p>
+          <w:p>
+            <w:pPr>
+              <w:spacing w:after="50" w:before="0"/>
+            </w:pPr>
+            <w:r>
+              <w:rPr>
+                <w:color w:val="BBBBBB"/>
+                <w:sz w:val="18"/>
+                <w:szCs w:val="18"/>
+              </w:rPr>
+              <w:t xml:space="preserve">____________________________</w:t>
+            </w:r>
+          </w:p>
+          <w:p>
+            <w:pPr>
+              <w:spacing w:after="50" w:before="0"/>
+            </w:pPr>
+            <w:r>
+              <w:rPr>
+                <w:color w:val="BBBBBB"/>
+                <w:sz w:val="18"/>
+                <w:szCs w:val="18"/>
+              </w:rPr>
+              <w:t xml:space="preserve">____________________________</w:t>
+            </w:r>
+          </w:p>
+        </w:tc>
+        <w:tc>
+          <w:tcPr>
+            <w:tcW w:type="dxa" w:w="3000"/>
+            <w:shd w:fill="FBF3E2" w:color="auto" w:val="clear"/>
+            <w:tcMar>
+              <w:top w:type="dxa" w:w="80"/>
+              <w:left w:type="dxa" w:w="100"/>
+              <w:bottom w:type="dxa" w:w="80"/>
+              <w:right w:type="dxa" w:w="100"/>
+            </w:tcMar>
+            <w:vAlign w:val="top"/>
+          </w:tcPr>
+          <w:p>
+            <w:pPr>
+              <w:spacing w:after="30" w:before="0"/>
+            </w:pPr>
+            <w:r>
+              <w:rPr>
+                <w:b/>
+                <w:bCs/>
+                <w:color w:val="0F2B3C"/>
+                <w:sz w:val="18"/>
+                <w:szCs w:val="18"/>
+              </w:rPr>
+              <w:t xml:space="preserve">Because... ________________</w:t>
+            </w:r>
+          </w:p>
+          <w:p>
+            <w:pPr>
+              <w:spacing w:after="50" w:before="0"/>
+            </w:pPr>
+            <w:r>
+              <w:rPr>
+                <w:color w:val="BBBBBB"/>
+                <w:sz w:val="18"/>
+                <w:szCs w:val="18"/>
+              </w:rPr>
+              <w:t xml:space="preserve">____________________________</w:t>
+            </w:r>
+          </w:p>
+          <w:p>
+            <w:pPr>
+              <w:spacing w:after="30" w:before="40"/>
+            </w:pPr>
+            <w:r>
+              <w:rPr>
+                <w:b/>
+                <w:bCs/>
+                <w:color w:val="1A6FB5"/>
+                <w:sz w:val="18"/>
+                <w:szCs w:val="18"/>
+              </w:rPr>
+              <w:t xml:space="preserve">Although... _______________</w:t>
+            </w:r>
+          </w:p>
+          <w:p>
+            <w:pPr>
+              <w:spacing w:after="50" w:before="0"/>
+            </w:pPr>
+            <w:r>
+              <w:rPr>
+                <w:color w:val="BBBBBB"/>
+                <w:sz w:val="18"/>
+                <w:szCs w:val="18"/>
+              </w:rPr>
+              <w:t xml:space="preserve">____________________________</w:t>
+            </w:r>
+          </w:p>
+          <w:p>
+            <w:pPr>
+              <w:spacing w:after="30" w:before="40"/>
+            </w:pPr>
+            <w:r>
+              <w:rPr>
+                <w:b/>
+                <w:bCs/>
+                <w:color w:val="7A5400"/>
+                <w:sz w:val="18"/>
+                <w:szCs w:val="18"/>
+              </w:rPr>
+              <w:t xml:space="preserve">Therefore... ______________</w:t>
+            </w:r>
+          </w:p>
+          <w:p>
+            <w:pPr>
+              <w:spacing w:after="50" w:before="0"/>
+            </w:pPr>
+            <w:r>
+              <w:rPr>
+                <w:color w:val="BBBBBB"/>
+                <w:sz w:val="18"/>
+                <w:szCs w:val="18"/>
+              </w:rPr>
+              <w:t xml:space="preserve">____________________________</w:t>
+            </w:r>
+          </w:p>
+        </w:tc>
+      </w:tr>
+    </w:tbl>
+    <w:p>
+      <w:pPr>
+        <w:spacing w:after="60" w:before="0"/>
+      </w:pPr>
+      <w:r>
+        <w:t xml:space="preserve"/>
+      </w:r>
+    </w:p>
+    <w:tbl>
+      <w:tblPr>
+        <w:tblW w:type="dxa" w:w="9360"/>
+        <w:tblBorders>
+          <w:top w:val="single" w:color="C7D2DD" w:sz="6"/>
+          <w:left w:val="single" w:color="C7D2DD" w:sz="6"/>
+          <w:bottom w:val="single" w:color="C7D2DD" w:sz="6"/>
+          <w:right w:val="single" w:color="C7D2DD" w:sz="6"/>
+          <w:insideH w:val="single" w:color="C7D2DD" w:sz="6"/>
+          <w:insideV w:val="single" w:color="C7D2DD" w:sz="6"/>
+        </w:tblBorders>
+      </w:tblPr>
+      <w:tblGrid>
+        <w:gridCol w:w="2800"/>
+        <w:gridCol w:w="3560"/>
+        <w:gridCol w:w="3000"/>
+      </w:tblGrid>
+      <w:tr>
+        <w:trPr>
+          <w:cantSplit/>
+          <w:tblHeader/>
+        </w:trPr>
+        <w:tc>
+          <w:tcPr>
+            <w:tcW w:type="dxa" w:w="2800"/>
+            <w:shd w:fill="EEF4F8" w:color="auto" w:val="clear"/>
+            <w:tcMar>
+              <w:top w:type="dxa" w:w="60"/>
+              <w:left w:type="dxa" w:w="100"/>
+              <w:bottom w:type="dxa" w:w="60"/>
+              <w:right w:type="dxa" w:w="100"/>
+            </w:tcMar>
+          </w:tcPr>
+          <w:p>
+            <w:pPr>
+              <w:spacing w:after="0" w:before="0"/>
+            </w:pPr>
+            <w:r>
+              <w:rPr>
+                <w:b/>
+                <w:bCs/>
+                <w:color w:val="0F2B3C"/>
+                <w:sz w:val="16"/>
+                <w:szCs w:val="16"/>
+              </w:rPr>
+              <w:t xml:space="preserve">CORE PROBLEM / GIVEN REPRESENTATION</w:t>
+            </w:r>
+          </w:p>
+        </w:tc>
+        <w:tc>
+          <w:tcPr>
+            <w:tcW w:type="dxa" w:w="3560"/>
+            <w:shd w:fill="EEF4F8" w:color="auto" w:val="clear"/>
+            <w:tcMar>
+              <w:top w:type="dxa" w:w="60"/>
+              <w:left w:type="dxa" w:w="100"/>
+              <w:bottom w:type="dxa" w:w="60"/>
+              <w:right w:type="dxa" w:w="100"/>
+            </w:tcMar>
+          </w:tcPr>
+          <w:p>
+            <w:pPr>
+              <w:spacing w:after="0" w:before="0"/>
+            </w:pPr>
+            <w:r>
+              <w:rPr>
+                <w:b/>
+                <w:bCs/>
+                <w:color w:val="0F2B3C"/>
+                <w:sz w:val="16"/>
+                <w:szCs w:val="16"/>
+              </w:rPr>
+              <w:t xml:space="preserve">WORKING SPACE / CALCULATION STEPS</w:t>
+            </w:r>
+          </w:p>
+        </w:tc>
+        <w:tc>
+          <w:tcPr>
+            <w:tcW w:type="dxa" w:w="3000"/>
+            <w:shd w:fill="FBF3E2" w:color="auto" w:val="clear"/>
+            <w:tcMar>
+              <w:top w:type="dxa" w:w="60"/>
+              <w:left w:type="dxa" w:w="100"/>
+              <w:bottom w:type="dxa" w:w="60"/>
+              <w:right w:type="dxa" w:w="100"/>
+            </w:tcMar>
+          </w:tcPr>
+          <w:p>
+            <w:pPr>
+              <w:spacing w:after="0" w:before="0"/>
+            </w:pPr>
+            <w:r>
+              <w:rPr>
+                <w:b/>
+                <w:bCs/>
+                <w:color w:val="7A5400"/>
+                <w:sz w:val="16"/>
+                <w:szCs w:val="16"/>
+              </w:rPr>
+              <w:t xml:space="preserve">EXPLAIN YOUR REASONING</w:t>
+            </w:r>
+          </w:p>
+        </w:tc>
+      </w:tr>
+      <w:tr>
+        <w:trPr>
+          <w:cantSplit/>
+        </w:trPr>
+        <w:tc>
+          <w:tcPr>
+            <w:tcW w:type="dxa" w:w="2800"/>
+            <w:tcMar>
+              <w:top w:type="dxa" w:w="80"/>
+              <w:left w:type="dxa" w:w="100"/>
+              <w:bottom w:type="dxa" w:w="80"/>
+              <w:right w:type="dxa" w:w="100"/>
+            </w:tcMar>
+            <w:vAlign w:val="top"/>
+          </w:tcPr>
+          <w:p>
+            <w:pPr>
+              <w:spacing w:after="40" w:before="0"/>
+            </w:pPr>
+            <w:r>
+              <w:rPr>
+                <w:b/>
+                <w:bCs/>
+                <w:color w:val="0F2B3C"/>
+                <w:sz w:val="20"/>
+                <w:szCs w:val="20"/>
+              </w:rPr>
+              <w:t xml:space="preserve">2.  Which number is a solution of n &lt; 3?</w:t>
+            </w:r>
+          </w:p>
+          <w:p>
+            <w:pPr>
+              <w:spacing w:after="0" w:before="0"/>
+            </w:pPr>
+            <w:r>
+              <w:rPr>
+                <w:color w:val="5E6E7E"/>
+                <w:sz w:val="18"/>
+                <w:szCs w:val="18"/>
+              </w:rPr>
+              <w:t xml:space="preserve">Choices: 1   /   3   /   5</w:t>
+            </w:r>
+          </w:p>
+        </w:tc>
+        <w:tc>
+          <w:tcPr>
+            <w:tcW w:type="dxa" w:w="3560"/>
+            <w:tcMar>
+              <w:top w:type="dxa" w:w="80"/>
+              <w:left w:type="dxa" w:w="100"/>
+              <w:bottom w:type="dxa" w:w="80"/>
+              <w:right w:type="dxa" w:w="100"/>
+            </w:tcMar>
+            <w:vAlign w:val="top"/>
+          </w:tcPr>
+          <w:p>
+            <w:pPr>
+              <w:spacing w:after="50" w:before="0"/>
+            </w:pPr>
+            <w:r>
+              <w:rPr>
+                <w:color w:val="BBBBBB"/>
+                <w:sz w:val="18"/>
+                <w:szCs w:val="18"/>
+              </w:rPr>
+              <w:t xml:space="preserve">____________________________</w:t>
+            </w:r>
+          </w:p>
+          <w:p>
+            <w:pPr>
+              <w:spacing w:after="50" w:before="0"/>
+            </w:pPr>
+            <w:r>
+              <w:rPr>
+                <w:color w:val="BBBBBB"/>
+                <w:sz w:val="18"/>
+                <w:szCs w:val="18"/>
+              </w:rPr>
+              <w:t xml:space="preserve">____________________________</w:t>
+            </w:r>
+          </w:p>
+          <w:p>
+            <w:pPr>
+              <w:spacing w:after="50" w:before="0"/>
+            </w:pPr>
+            <w:r>
+              <w:rPr>
+                <w:color w:val="BBBBBB"/>
+                <w:sz w:val="18"/>
+                <w:szCs w:val="18"/>
+              </w:rPr>
+              <w:t xml:space="preserve">____________________________</w:t>
+            </w:r>
+          </w:p>
+          <w:p>
+            <w:pPr>
+              <w:spacing w:after="50" w:before="0"/>
+            </w:pPr>
+            <w:r>
+              <w:rPr>
+                <w:color w:val="BBBBBB"/>
+                <w:sz w:val="18"/>
+                <w:szCs w:val="18"/>
+              </w:rPr>
+              <w:t xml:space="preserve">____________________________</w:t>
+            </w:r>
+          </w:p>
+        </w:tc>
+        <w:tc>
+          <w:tcPr>
+            <w:tcW w:type="dxa" w:w="3000"/>
+            <w:shd w:fill="FBF3E2" w:color="auto" w:val="clear"/>
+            <w:tcMar>
+              <w:top w:type="dxa" w:w="80"/>
+              <w:left w:type="dxa" w:w="100"/>
+              <w:bottom w:type="dxa" w:w="80"/>
+              <w:right w:type="dxa" w:w="100"/>
+            </w:tcMar>
+            <w:vAlign w:val="top"/>
+          </w:tcPr>
+          <w:p>
+            <w:pPr>
+              <w:spacing w:after="30" w:before="0"/>
+            </w:pPr>
+            <w:r>
+              <w:rPr>
+                <w:b/>
+                <w:bCs/>
+                <w:color w:val="0F2B3C"/>
+                <w:sz w:val="18"/>
+                <w:szCs w:val="18"/>
+              </w:rPr>
+              <w:t xml:space="preserve">Because... ________________</w:t>
+            </w:r>
+          </w:p>
+          <w:p>
+            <w:pPr>
+              <w:spacing w:after="50" w:before="0"/>
+            </w:pPr>
+            <w:r>
+              <w:rPr>
+                <w:color w:val="BBBBBB"/>
+                <w:sz w:val="18"/>
+                <w:szCs w:val="18"/>
+              </w:rPr>
+              <w:t xml:space="preserve">____________________________</w:t>
+            </w:r>
+          </w:p>
+          <w:p>
+            <w:pPr>
+              <w:spacing w:after="30" w:before="40"/>
+            </w:pPr>
+            <w:r>
+              <w:rPr>
+                <w:b/>
+                <w:bCs/>
+                <w:color w:val="1A6FB5"/>
+                <w:sz w:val="18"/>
+                <w:szCs w:val="18"/>
+              </w:rPr>
+              <w:t xml:space="preserve">Although... _______________</w:t>
+            </w:r>
+          </w:p>
+          <w:p>
+            <w:pPr>
+              <w:spacing w:after="50" w:before="0"/>
+            </w:pPr>
+            <w:r>
+              <w:rPr>
+                <w:color w:val="BBBBBB"/>
+                <w:sz w:val="18"/>
+                <w:szCs w:val="18"/>
+              </w:rPr>
+              <w:t xml:space="preserve">____________________________</w:t>
+            </w:r>
+          </w:p>
+          <w:p>
+            <w:pPr>
+              <w:spacing w:after="30" w:before="40"/>
+            </w:pPr>
+            <w:r>
+              <w:rPr>
+                <w:b/>
+                <w:bCs/>
+                <w:color w:val="7A5400"/>
+                <w:sz w:val="18"/>
+                <w:szCs w:val="18"/>
+              </w:rPr>
+              <w:t xml:space="preserve">Therefore... ______________</w:t>
+            </w:r>
+          </w:p>
+          <w:p>
+            <w:pPr>
+              <w:spacing w:after="50" w:before="0"/>
+            </w:pPr>
+            <w:r>
+              <w:rPr>
+                <w:color w:val="BBBBBB"/>
+                <w:sz w:val="18"/>
+                <w:szCs w:val="18"/>
+              </w:rPr>
+              <w:t xml:space="preserve">____________________________</w:t>
+            </w:r>
+          </w:p>
+        </w:tc>
+      </w:tr>
+    </w:tbl>
+    <w:p>
+      <w:pPr>
+        <w:spacing w:after="60" w:before="0"/>
+      </w:pPr>
+      <w:r>
+        <w:t xml:space="preserve"/>
       </w:r>
     </w:p>
     <w:p>
@@ -365,76 +2894,642 @@
         <w:t xml:space="preserve">Test the boundary number.</w:t>
       </w:r>
     </w:p>
-    <w:p>
-      <w:pPr>
-        <w:spacing w:after="40" w:before="0"/>
-      </w:pPr>
-      <w:r>
-        <w:rPr>
-          <w:sz w:val="22"/>
-          <w:szCs w:val="22"/>
-        </w:rPr>
-        <w:t xml:space="preserve">1.  Is 2 a solution of n &gt; 2?</w:t>
-      </w:r>
-    </w:p>
-    <w:p>
-      <w:pPr>
-        <w:spacing w:after="40" w:before="0"/>
-      </w:pPr>
-      <w:r>
-        <w:rPr>
-          <w:color w:val="5E6E7E"/>
-          <w:sz w:val="20"/>
-          <w:szCs w:val="20"/>
-        </w:rPr>
-        <w:t xml:space="preserve">     choices: Yes   /   No — 2 is not greater than 2</w:t>
-      </w:r>
-    </w:p>
-    <w:p>
-      <w:pPr>
-        <w:spacing w:after="80" w:before="0"/>
-      </w:pPr>
-      <w:r>
-        <w:rPr>
-          <w:color w:val="BBBBBB"/>
-        </w:rPr>
-        <w:t xml:space="preserve">____________________________________________________</w:t>
-      </w:r>
-    </w:p>
-    <w:p>
-      <w:pPr>
-        <w:spacing w:after="40" w:before="0"/>
-      </w:pPr>
-      <w:r>
-        <w:rPr>
-          <w:sz w:val="22"/>
-          <w:szCs w:val="22"/>
-        </w:rPr>
-        <w:t xml:space="preserve">2.  "At least 5" means a number that is…</w:t>
-      </w:r>
-    </w:p>
-    <w:p>
-      <w:pPr>
-        <w:spacing w:after="40" w:before="0"/>
-      </w:pPr>
-      <w:r>
-        <w:rPr>
-          <w:color w:val="5E6E7E"/>
-          <w:sz w:val="20"/>
-          <w:szCs w:val="20"/>
-        </w:rPr>
-        <w:t xml:space="preserve">     choices: 5 or more   /   less than 5</w:t>
-      </w:r>
-    </w:p>
-    <w:p>
-      <w:pPr>
-        <w:spacing w:after="80" w:before="0"/>
-      </w:pPr>
-      <w:r>
-        <w:rPr>
-          <w:color w:val="BBBBBB"/>
-        </w:rPr>
-        <w:t xml:space="preserve">____________________________________________________</w:t>
+    <w:tbl>
+      <w:tblPr>
+        <w:tblW w:type="dxa" w:w="9360"/>
+        <w:tblBorders>
+          <w:top w:val="single" w:color="C7D2DD" w:sz="6"/>
+          <w:left w:val="single" w:color="C7D2DD" w:sz="6"/>
+          <w:bottom w:val="single" w:color="C7D2DD" w:sz="6"/>
+          <w:right w:val="single" w:color="C7D2DD" w:sz="6"/>
+          <w:insideH w:val="single" w:color="C7D2DD" w:sz="6"/>
+          <w:insideV w:val="single" w:color="C7D2DD" w:sz="6"/>
+        </w:tblBorders>
+      </w:tblPr>
+      <w:tblGrid>
+        <w:gridCol w:w="2800"/>
+        <w:gridCol w:w="3560"/>
+        <w:gridCol w:w="3000"/>
+      </w:tblGrid>
+      <w:tr>
+        <w:trPr>
+          <w:cantSplit/>
+          <w:tblHeader/>
+        </w:trPr>
+        <w:tc>
+          <w:tcPr>
+            <w:tcW w:type="dxa" w:w="2800"/>
+            <w:shd w:fill="EEF4F8" w:color="auto" w:val="clear"/>
+            <w:tcMar>
+              <w:top w:type="dxa" w:w="60"/>
+              <w:left w:type="dxa" w:w="100"/>
+              <w:bottom w:type="dxa" w:w="60"/>
+              <w:right w:type="dxa" w:w="100"/>
+            </w:tcMar>
+          </w:tcPr>
+          <w:p>
+            <w:pPr>
+              <w:spacing w:after="0" w:before="0"/>
+            </w:pPr>
+            <w:r>
+              <w:rPr>
+                <w:b/>
+                <w:bCs/>
+                <w:color w:val="0F2B3C"/>
+                <w:sz w:val="16"/>
+                <w:szCs w:val="16"/>
+              </w:rPr>
+              <w:t xml:space="preserve">CORE PROBLEM / GIVEN REPRESENTATION</w:t>
+            </w:r>
+          </w:p>
+        </w:tc>
+        <w:tc>
+          <w:tcPr>
+            <w:tcW w:type="dxa" w:w="3560"/>
+            <w:shd w:fill="EEF4F8" w:color="auto" w:val="clear"/>
+            <w:tcMar>
+              <w:top w:type="dxa" w:w="60"/>
+              <w:left w:type="dxa" w:w="100"/>
+              <w:bottom w:type="dxa" w:w="60"/>
+              <w:right w:type="dxa" w:w="100"/>
+            </w:tcMar>
+          </w:tcPr>
+          <w:p>
+            <w:pPr>
+              <w:spacing w:after="0" w:before="0"/>
+            </w:pPr>
+            <w:r>
+              <w:rPr>
+                <w:b/>
+                <w:bCs/>
+                <w:color w:val="0F2B3C"/>
+                <w:sz w:val="16"/>
+                <w:szCs w:val="16"/>
+              </w:rPr>
+              <w:t xml:space="preserve">WORKING SPACE / CALCULATION STEPS</w:t>
+            </w:r>
+          </w:p>
+        </w:tc>
+        <w:tc>
+          <w:tcPr>
+            <w:tcW w:type="dxa" w:w="3000"/>
+            <w:shd w:fill="FBF3E2" w:color="auto" w:val="clear"/>
+            <w:tcMar>
+              <w:top w:type="dxa" w:w="60"/>
+              <w:left w:type="dxa" w:w="100"/>
+              <w:bottom w:type="dxa" w:w="60"/>
+              <w:right w:type="dxa" w:w="100"/>
+            </w:tcMar>
+          </w:tcPr>
+          <w:p>
+            <w:pPr>
+              <w:spacing w:after="0" w:before="0"/>
+            </w:pPr>
+            <w:r>
+              <w:rPr>
+                <w:b/>
+                <w:bCs/>
+                <w:color w:val="7A5400"/>
+                <w:sz w:val="16"/>
+                <w:szCs w:val="16"/>
+              </w:rPr>
+              <w:t xml:space="preserve">EXPLAIN YOUR REASONING</w:t>
+            </w:r>
+          </w:p>
+        </w:tc>
+      </w:tr>
+      <w:tr>
+        <w:trPr>
+          <w:cantSplit/>
+        </w:trPr>
+        <w:tc>
+          <w:tcPr>
+            <w:tcW w:type="dxa" w:w="2800"/>
+            <w:tcMar>
+              <w:top w:type="dxa" w:w="80"/>
+              <w:left w:type="dxa" w:w="100"/>
+              <w:bottom w:type="dxa" w:w="80"/>
+              <w:right w:type="dxa" w:w="100"/>
+            </w:tcMar>
+            <w:vAlign w:val="top"/>
+          </w:tcPr>
+          <w:p>
+            <w:pPr>
+              <w:spacing w:after="40" w:before="0"/>
+            </w:pPr>
+            <w:r>
+              <w:rPr>
+                <w:b/>
+                <w:bCs/>
+                <w:color w:val="0F2B3C"/>
+                <w:sz w:val="20"/>
+                <w:szCs w:val="20"/>
+              </w:rPr>
+              <w:t xml:space="preserve">1.  Is 2 a solution of n &gt; 2?</w:t>
+            </w:r>
+          </w:p>
+          <w:p>
+            <w:pPr>
+              <w:spacing w:after="0" w:before="0"/>
+            </w:pPr>
+            <w:r>
+              <w:rPr>
+                <w:color w:val="5E6E7E"/>
+                <w:sz w:val="18"/>
+                <w:szCs w:val="18"/>
+              </w:rPr>
+              <w:t xml:space="preserve">Choices: Yes   /   No — 2 is not greater than 2</w:t>
+            </w:r>
+          </w:p>
+        </w:tc>
+        <w:tc>
+          <w:tcPr>
+            <w:tcW w:type="dxa" w:w="3560"/>
+            <w:tcMar>
+              <w:top w:type="dxa" w:w="80"/>
+              <w:left w:type="dxa" w:w="100"/>
+              <w:bottom w:type="dxa" w:w="80"/>
+              <w:right w:type="dxa" w:w="100"/>
+            </w:tcMar>
+            <w:vAlign w:val="top"/>
+          </w:tcPr>
+          <w:p>
+            <w:pPr>
+              <w:spacing w:after="50" w:before="0"/>
+            </w:pPr>
+            <w:r>
+              <w:rPr>
+                <w:color w:val="BBBBBB"/>
+                <w:sz w:val="18"/>
+                <w:szCs w:val="18"/>
+              </w:rPr>
+              <w:t xml:space="preserve">____________________________</w:t>
+            </w:r>
+          </w:p>
+          <w:p>
+            <w:pPr>
+              <w:spacing w:after="50" w:before="0"/>
+            </w:pPr>
+            <w:r>
+              <w:rPr>
+                <w:color w:val="BBBBBB"/>
+                <w:sz w:val="18"/>
+                <w:szCs w:val="18"/>
+              </w:rPr>
+              <w:t xml:space="preserve">____________________________</w:t>
+            </w:r>
+          </w:p>
+          <w:p>
+            <w:pPr>
+              <w:spacing w:after="50" w:before="0"/>
+            </w:pPr>
+            <w:r>
+              <w:rPr>
+                <w:color w:val="BBBBBB"/>
+                <w:sz w:val="18"/>
+                <w:szCs w:val="18"/>
+              </w:rPr>
+              <w:t xml:space="preserve">____________________________</w:t>
+            </w:r>
+          </w:p>
+          <w:p>
+            <w:pPr>
+              <w:spacing w:after="50" w:before="0"/>
+            </w:pPr>
+            <w:r>
+              <w:rPr>
+                <w:color w:val="BBBBBB"/>
+                <w:sz w:val="18"/>
+                <w:szCs w:val="18"/>
+              </w:rPr>
+              <w:t xml:space="preserve">____________________________</w:t>
+            </w:r>
+          </w:p>
+        </w:tc>
+        <w:tc>
+          <w:tcPr>
+            <w:tcW w:type="dxa" w:w="3000"/>
+            <w:shd w:fill="FBF3E2" w:color="auto" w:val="clear"/>
+            <w:tcMar>
+              <w:top w:type="dxa" w:w="80"/>
+              <w:left w:type="dxa" w:w="100"/>
+              <w:bottom w:type="dxa" w:w="80"/>
+              <w:right w:type="dxa" w:w="100"/>
+            </w:tcMar>
+            <w:vAlign w:val="top"/>
+          </w:tcPr>
+          <w:p>
+            <w:pPr>
+              <w:spacing w:after="30" w:before="0"/>
+            </w:pPr>
+            <w:r>
+              <w:rPr>
+                <w:b/>
+                <w:bCs/>
+                <w:color w:val="0F2B3C"/>
+                <w:sz w:val="18"/>
+                <w:szCs w:val="18"/>
+              </w:rPr>
+              <w:t xml:space="preserve">Because... ________________</w:t>
+            </w:r>
+          </w:p>
+          <w:p>
+            <w:pPr>
+              <w:spacing w:after="50" w:before="0"/>
+            </w:pPr>
+            <w:r>
+              <w:rPr>
+                <w:color w:val="BBBBBB"/>
+                <w:sz w:val="18"/>
+                <w:szCs w:val="18"/>
+              </w:rPr>
+              <w:t xml:space="preserve">____________________________</w:t>
+            </w:r>
+          </w:p>
+          <w:p>
+            <w:pPr>
+              <w:spacing w:after="30" w:before="40"/>
+            </w:pPr>
+            <w:r>
+              <w:rPr>
+                <w:b/>
+                <w:bCs/>
+                <w:color w:val="1A6FB5"/>
+                <w:sz w:val="18"/>
+                <w:szCs w:val="18"/>
+              </w:rPr>
+              <w:t xml:space="preserve">Although... _______________</w:t>
+            </w:r>
+          </w:p>
+          <w:p>
+            <w:pPr>
+              <w:spacing w:after="50" w:before="0"/>
+            </w:pPr>
+            <w:r>
+              <w:rPr>
+                <w:color w:val="BBBBBB"/>
+                <w:sz w:val="18"/>
+                <w:szCs w:val="18"/>
+              </w:rPr>
+              <w:t xml:space="preserve">____________________________</w:t>
+            </w:r>
+          </w:p>
+          <w:p>
+            <w:pPr>
+              <w:spacing w:after="30" w:before="40"/>
+            </w:pPr>
+            <w:r>
+              <w:rPr>
+                <w:b/>
+                <w:bCs/>
+                <w:color w:val="7A5400"/>
+                <w:sz w:val="18"/>
+                <w:szCs w:val="18"/>
+              </w:rPr>
+              <w:t xml:space="preserve">Therefore... ______________</w:t>
+            </w:r>
+          </w:p>
+          <w:p>
+            <w:pPr>
+              <w:spacing w:after="50" w:before="0"/>
+            </w:pPr>
+            <w:r>
+              <w:rPr>
+                <w:color w:val="BBBBBB"/>
+                <w:sz w:val="18"/>
+                <w:szCs w:val="18"/>
+              </w:rPr>
+              <w:t xml:space="preserve">____________________________</w:t>
+            </w:r>
+          </w:p>
+        </w:tc>
+      </w:tr>
+    </w:tbl>
+    <w:p>
+      <w:pPr>
+        <w:spacing w:after="60" w:before="0"/>
+      </w:pPr>
+      <w:r>
+        <w:t xml:space="preserve"/>
+      </w:r>
+    </w:p>
+    <w:tbl>
+      <w:tblPr>
+        <w:tblW w:type="dxa" w:w="9360"/>
+        <w:tblBorders>
+          <w:top w:val="single" w:color="C7D2DD" w:sz="6"/>
+          <w:left w:val="single" w:color="C7D2DD" w:sz="6"/>
+          <w:bottom w:val="single" w:color="C7D2DD" w:sz="6"/>
+          <w:right w:val="single" w:color="C7D2DD" w:sz="6"/>
+          <w:insideH w:val="single" w:color="C7D2DD" w:sz="6"/>
+          <w:insideV w:val="single" w:color="C7D2DD" w:sz="6"/>
+        </w:tblBorders>
+      </w:tblPr>
+      <w:tblGrid>
+        <w:gridCol w:w="2800"/>
+        <w:gridCol w:w="3560"/>
+        <w:gridCol w:w="3000"/>
+      </w:tblGrid>
+      <w:tr>
+        <w:trPr>
+          <w:cantSplit/>
+          <w:tblHeader/>
+        </w:trPr>
+        <w:tc>
+          <w:tcPr>
+            <w:tcW w:type="dxa" w:w="2800"/>
+            <w:shd w:fill="EEF4F8" w:color="auto" w:val="clear"/>
+            <w:tcMar>
+              <w:top w:type="dxa" w:w="60"/>
+              <w:left w:type="dxa" w:w="100"/>
+              <w:bottom w:type="dxa" w:w="60"/>
+              <w:right w:type="dxa" w:w="100"/>
+            </w:tcMar>
+          </w:tcPr>
+          <w:p>
+            <w:pPr>
+              <w:spacing w:after="0" w:before="0"/>
+            </w:pPr>
+            <w:r>
+              <w:rPr>
+                <w:b/>
+                <w:bCs/>
+                <w:color w:val="0F2B3C"/>
+                <w:sz w:val="16"/>
+                <w:szCs w:val="16"/>
+              </w:rPr>
+              <w:t xml:space="preserve">CORE PROBLEM / GIVEN REPRESENTATION</w:t>
+            </w:r>
+          </w:p>
+        </w:tc>
+        <w:tc>
+          <w:tcPr>
+            <w:tcW w:type="dxa" w:w="3560"/>
+            <w:shd w:fill="EEF4F8" w:color="auto" w:val="clear"/>
+            <w:tcMar>
+              <w:top w:type="dxa" w:w="60"/>
+              <w:left w:type="dxa" w:w="100"/>
+              <w:bottom w:type="dxa" w:w="60"/>
+              <w:right w:type="dxa" w:w="100"/>
+            </w:tcMar>
+          </w:tcPr>
+          <w:p>
+            <w:pPr>
+              <w:spacing w:after="0" w:before="0"/>
+            </w:pPr>
+            <w:r>
+              <w:rPr>
+                <w:b/>
+                <w:bCs/>
+                <w:color w:val="0F2B3C"/>
+                <w:sz w:val="16"/>
+                <w:szCs w:val="16"/>
+              </w:rPr>
+              <w:t xml:space="preserve">WORKING SPACE / CALCULATION STEPS</w:t>
+            </w:r>
+          </w:p>
+        </w:tc>
+        <w:tc>
+          <w:tcPr>
+            <w:tcW w:type="dxa" w:w="3000"/>
+            <w:shd w:fill="FBF3E2" w:color="auto" w:val="clear"/>
+            <w:tcMar>
+              <w:top w:type="dxa" w:w="60"/>
+              <w:left w:type="dxa" w:w="100"/>
+              <w:bottom w:type="dxa" w:w="60"/>
+              <w:right w:type="dxa" w:w="100"/>
+            </w:tcMar>
+          </w:tcPr>
+          <w:p>
+            <w:pPr>
+              <w:spacing w:after="0" w:before="0"/>
+            </w:pPr>
+            <w:r>
+              <w:rPr>
+                <w:b/>
+                <w:bCs/>
+                <w:color w:val="7A5400"/>
+                <w:sz w:val="16"/>
+                <w:szCs w:val="16"/>
+              </w:rPr>
+              <w:t xml:space="preserve">EXPLAIN YOUR REASONING</w:t>
+            </w:r>
+          </w:p>
+        </w:tc>
+      </w:tr>
+      <w:tr>
+        <w:trPr>
+          <w:cantSplit/>
+        </w:trPr>
+        <w:tc>
+          <w:tcPr>
+            <w:tcW w:type="dxa" w:w="2800"/>
+            <w:tcMar>
+              <w:top w:type="dxa" w:w="80"/>
+              <w:left w:type="dxa" w:w="100"/>
+              <w:bottom w:type="dxa" w:w="80"/>
+              <w:right w:type="dxa" w:w="100"/>
+            </w:tcMar>
+            <w:vAlign w:val="top"/>
+          </w:tcPr>
+          <w:p>
+            <w:pPr>
+              <w:spacing w:after="40" w:before="0"/>
+            </w:pPr>
+            <w:r>
+              <w:rPr>
+                <w:b/>
+                <w:bCs/>
+                <w:color w:val="0F2B3C"/>
+                <w:sz w:val="20"/>
+                <w:szCs w:val="20"/>
+              </w:rPr>
+              <w:t xml:space="preserve">2.  "At least 5" means a number that is…</w:t>
+            </w:r>
+          </w:p>
+          <w:p>
+            <w:pPr>
+              <w:spacing w:after="0" w:before="0"/>
+            </w:pPr>
+            <w:r>
+              <w:rPr>
+                <w:color w:val="5E6E7E"/>
+                <w:sz w:val="18"/>
+                <w:szCs w:val="18"/>
+              </w:rPr>
+              <w:t xml:space="preserve">Choices: 5 or more   /   less than 5</w:t>
+            </w:r>
+          </w:p>
+        </w:tc>
+        <w:tc>
+          <w:tcPr>
+            <w:tcW w:type="dxa" w:w="3560"/>
+            <w:tcMar>
+              <w:top w:type="dxa" w:w="80"/>
+              <w:left w:type="dxa" w:w="100"/>
+              <w:bottom w:type="dxa" w:w="80"/>
+              <w:right w:type="dxa" w:w="100"/>
+            </w:tcMar>
+            <w:vAlign w:val="top"/>
+          </w:tcPr>
+          <w:p>
+            <w:pPr>
+              <w:spacing w:after="50" w:before="0"/>
+            </w:pPr>
+            <w:r>
+              <w:rPr>
+                <w:color w:val="BBBBBB"/>
+                <w:sz w:val="18"/>
+                <w:szCs w:val="18"/>
+              </w:rPr>
+              <w:t xml:space="preserve">____________________________</w:t>
+            </w:r>
+          </w:p>
+          <w:p>
+            <w:pPr>
+              <w:spacing w:after="50" w:before="0"/>
+            </w:pPr>
+            <w:r>
+              <w:rPr>
+                <w:color w:val="BBBBBB"/>
+                <w:sz w:val="18"/>
+                <w:szCs w:val="18"/>
+              </w:rPr>
+              <w:t xml:space="preserve">____________________________</w:t>
+            </w:r>
+          </w:p>
+          <w:p>
+            <w:pPr>
+              <w:spacing w:after="50" w:before="0"/>
+            </w:pPr>
+            <w:r>
+              <w:rPr>
+                <w:color w:val="BBBBBB"/>
+                <w:sz w:val="18"/>
+                <w:szCs w:val="18"/>
+              </w:rPr>
+              <w:t xml:space="preserve">____________________________</w:t>
+            </w:r>
+          </w:p>
+          <w:p>
+            <w:pPr>
+              <w:spacing w:after="50" w:before="0"/>
+            </w:pPr>
+            <w:r>
+              <w:rPr>
+                <w:color w:val="BBBBBB"/>
+                <w:sz w:val="18"/>
+                <w:szCs w:val="18"/>
+              </w:rPr>
+              <w:t xml:space="preserve">____________________________</w:t>
+            </w:r>
+          </w:p>
+        </w:tc>
+        <w:tc>
+          <w:tcPr>
+            <w:tcW w:type="dxa" w:w="3000"/>
+            <w:shd w:fill="FBF3E2" w:color="auto" w:val="clear"/>
+            <w:tcMar>
+              <w:top w:type="dxa" w:w="80"/>
+              <w:left w:type="dxa" w:w="100"/>
+              <w:bottom w:type="dxa" w:w="80"/>
+              <w:right w:type="dxa" w:w="100"/>
+            </w:tcMar>
+            <w:vAlign w:val="top"/>
+          </w:tcPr>
+          <w:p>
+            <w:pPr>
+              <w:spacing w:after="30" w:before="0"/>
+            </w:pPr>
+            <w:r>
+              <w:rPr>
+                <w:b/>
+                <w:bCs/>
+                <w:color w:val="0F2B3C"/>
+                <w:sz w:val="18"/>
+                <w:szCs w:val="18"/>
+              </w:rPr>
+              <w:t xml:space="preserve">Because... ________________</w:t>
+            </w:r>
+          </w:p>
+          <w:p>
+            <w:pPr>
+              <w:spacing w:after="50" w:before="0"/>
+            </w:pPr>
+            <w:r>
+              <w:rPr>
+                <w:color w:val="BBBBBB"/>
+                <w:sz w:val="18"/>
+                <w:szCs w:val="18"/>
+              </w:rPr>
+              <w:t xml:space="preserve">____________________________</w:t>
+            </w:r>
+          </w:p>
+          <w:p>
+            <w:pPr>
+              <w:spacing w:after="30" w:before="40"/>
+            </w:pPr>
+            <w:r>
+              <w:rPr>
+                <w:b/>
+                <w:bCs/>
+                <w:color w:val="1A6FB5"/>
+                <w:sz w:val="18"/>
+                <w:szCs w:val="18"/>
+              </w:rPr>
+              <w:t xml:space="preserve">Although... _______________</w:t>
+            </w:r>
+          </w:p>
+          <w:p>
+            <w:pPr>
+              <w:spacing w:after="50" w:before="0"/>
+            </w:pPr>
+            <w:r>
+              <w:rPr>
+                <w:color w:val="BBBBBB"/>
+                <w:sz w:val="18"/>
+                <w:szCs w:val="18"/>
+              </w:rPr>
+              <w:t xml:space="preserve">____________________________</w:t>
+            </w:r>
+          </w:p>
+          <w:p>
+            <w:pPr>
+              <w:spacing w:after="30" w:before="40"/>
+            </w:pPr>
+            <w:r>
+              <w:rPr>
+                <w:b/>
+                <w:bCs/>
+                <w:color w:val="7A5400"/>
+                <w:sz w:val="18"/>
+                <w:szCs w:val="18"/>
+              </w:rPr>
+              <w:t xml:space="preserve">Therefore... ______________</w:t>
+            </w:r>
+          </w:p>
+          <w:p>
+            <w:pPr>
+              <w:spacing w:after="50" w:before="0"/>
+            </w:pPr>
+            <w:r>
+              <w:rPr>
+                <w:color w:val="BBBBBB"/>
+                <w:sz w:val="18"/>
+                <w:szCs w:val="18"/>
+              </w:rPr>
+              <w:t xml:space="preserve">____________________________</w:t>
+            </w:r>
+          </w:p>
+        </w:tc>
+      </w:tr>
+    </w:tbl>
+    <w:p>
+      <w:pPr>
+        <w:spacing w:after="60" w:before="0"/>
+      </w:pPr>
+      <w:r>
+        <w:t xml:space="preserve"/>
       </w:r>
     </w:p>
     <w:p>
@@ -524,6 +3619,141 @@
         <w:t xml:space="preserve">____________________________________________________</w:t>
       </w:r>
     </w:p>
+    <w:tbl>
+      <w:tblPr>
+        <w:tblW w:type="dxa" w:w="9360"/>
+        <w:tblBorders>
+          <w:top w:val="single" w:color="C7D2DD" w:sz="6"/>
+          <w:left w:val="single" w:color="C7D2DD" w:sz="6"/>
+          <w:bottom w:val="single" w:color="C7D2DD" w:sz="6"/>
+          <w:right w:val="single" w:color="C7D2DD" w:sz="6"/>
+          <w:insideH w:val="single" w:color="C7D2DD" w:sz="6"/>
+          <w:insideV w:val="single" w:color="C7D2DD" w:sz="6"/>
+        </w:tblBorders>
+      </w:tblPr>
+      <w:tblGrid>
+        <w:gridCol w:w="3120"/>
+        <w:gridCol w:w="3120"/>
+        <w:gridCol w:w="3120"/>
+      </w:tblGrid>
+      <w:tr>
+        <w:trPr>
+          <w:cantSplit/>
+          <w:tblHeader/>
+        </w:trPr>
+        <w:tc>
+          <w:tcPr>
+            <w:tcW w:type="dxa" w:w="9360"/>
+            <w:gridSpan w:val="3"/>
+            <w:shd w:fill="EEF4F8" w:color="auto" w:val="clear"/>
+            <w:tcMar>
+              <w:top w:type="dxa" w:w="60"/>
+              <w:left w:type="dxa" w:w="100"/>
+              <w:bottom w:type="dxa" w:w="60"/>
+              <w:right w:type="dxa" w:w="100"/>
+            </w:tcMar>
+          </w:tcPr>
+          <w:p>
+            <w:pPr>
+              <w:spacing w:after="0" w:before="0"/>
+            </w:pPr>
+            <w:r>
+              <w:rPr>
+                <w:b/>
+                <w:bCs/>
+                <w:color w:val="0F2B3C"/>
+                <w:sz w:val="18"/>
+                <w:szCs w:val="18"/>
+              </w:rPr>
+              <w:t xml:space="preserve">EXIT CHECK · 3-POINT SELF-ASSESSMENT CHECKLIST</w:t>
+            </w:r>
+          </w:p>
+        </w:tc>
+      </w:tr>
+      <w:tr>
+        <w:trPr>
+          <w:cantSplit/>
+        </w:trPr>
+        <w:tc>
+          <w:tcPr>
+            <w:tcW w:type="dxa" w:w="3120"/>
+            <w:tcMar>
+              <w:top w:type="dxa" w:w="80"/>
+              <w:left w:type="dxa" w:w="100"/>
+              <w:bottom w:type="dxa" w:w="80"/>
+              <w:right w:type="dxa" w:w="100"/>
+            </w:tcMar>
+          </w:tcPr>
+          <w:p>
+            <w:pPr>
+              <w:spacing w:after="0" w:before="0"/>
+            </w:pPr>
+            <w:r>
+              <w:rPr>
+                <w:b/>
+                <w:bCs/>
+                <w:color w:val="0F2B3C"/>
+                <w:sz w:val="18"/>
+                <w:szCs w:val="18"/>
+              </w:rPr>
+              <w:t xml:space="preserve">☐ 1. Units &amp; Labels Verified</w:t>
+            </w:r>
+          </w:p>
+        </w:tc>
+        <w:tc>
+          <w:tcPr>
+            <w:tcW w:type="dxa" w:w="3120"/>
+            <w:tcMar>
+              <w:top w:type="dxa" w:w="80"/>
+              <w:left w:type="dxa" w:w="100"/>
+              <w:bottom w:type="dxa" w:w="80"/>
+              <w:right w:type="dxa" w:w="100"/>
+            </w:tcMar>
+          </w:tcPr>
+          <w:p>
+            <w:pPr>
+              <w:spacing w:after="0" w:before="0"/>
+            </w:pPr>
+            <w:r>
+              <w:rPr>
+                <w:b/>
+                <w:bCs/>
+                <w:color w:val="0F2B3C"/>
+                <w:sz w:val="18"/>
+                <w:szCs w:val="18"/>
+              </w:rPr>
+              <w:t xml:space="preserve">☐ 2. Reasoning Stated (Because / Although / Therefore)</w:t>
+            </w:r>
+          </w:p>
+        </w:tc>
+        <w:tc>
+          <w:tcPr>
+            <w:tcW w:type="dxa" w:w="3120"/>
+            <w:tcMar>
+              <w:top w:type="dxa" w:w="80"/>
+              <w:left w:type="dxa" w:w="100"/>
+              <w:bottom w:type="dxa" w:w="80"/>
+              <w:right w:type="dxa" w:w="100"/>
+            </w:tcMar>
+          </w:tcPr>
+          <w:p>
+            <w:pPr>
+              <w:spacing w:after="0" w:before="0"/>
+            </w:pPr>
+            <w:r>
+              <w:rPr>
+                <w:b/>
+                <w:bCs/>
+                <w:color w:val="0F2B3C"/>
+                <w:sz w:val="18"/>
+                <w:szCs w:val="18"/>
+              </w:rPr>
+              <w:t xml:space="preserve">☐ 3. Calculations Double-Checked</w:t>
+            </w:r>
+          </w:p>
+        </w:tc>
+      </w:tr>
+    </w:tbl>
     <w:p>
       <w:pPr>
         <w:spacing w:after="60" w:before="120"/>
